--- a/out/02_HR/SNX-HR-RPT-01 Training Attendance & Training Evaluation Report (Rev00 DRAFT).docx
+++ b/out/02_HR/SNX-HR-RPT-01 Training Attendance & Training Evaluation Report (Rev00 DRAFT).docx
@@ -5205,7 +5205,7 @@
           <w:sz w:val="24"/>
           <w:szCs w:val="24"/>
         </w:rPr>
-        <w:t xml:space="preserve">4.5 Evaluasi efektivitas memakai empat aspek, E1 sampai E4 (USULAN). Setiap aspek diisi metode, bukti, dan ringkasan hasil, dan bukti disimpan bersama laporan terisi.</w:t>
+        <w:t xml:space="preserve">4.5 Evaluasi efektivitas memakai empat aspek, E1 sampai E4 (USULAN). HRGA Officer mencatat metode, bukti, dan ringkasan hasil tiap aspek.</w:t>
       </w:r>
     </w:p>
     <w:p>
@@ -5229,7 +5229,7 @@
           <w:sz w:val="24"/>
           <w:szCs w:val="24"/>
         </w:rPr>
-        <w:t xml:space="preserve">4.6 E1 dan E2 diisi sesudah pelatihan selesai. E3 dan E4 diisi pada Tanggal Evaluasi Lanjutan, yang ditentukan HR Manager untuk tiap pelatihan (USULAN).</w:t>
+        <w:t xml:space="preserve">4.6 HRGA Officer mencatat hasil E1 dan E2 sesudah pelatihan selesai, dan hasil E3 dan E4 pada Tanggal Evaluasi Lanjutan. HR Manager menetapkan tanggal itu untuk tiap pelatihan (USULAN).</w:t>
       </w:r>
     </w:p>
     <w:p>
@@ -5253,7 +5253,7 @@
           <w:sz w:val="24"/>
           <w:szCs w:val="24"/>
         </w:rPr>
-        <w:t xml:space="preserve">4.7 Aspek yang tidak dinilai diisi Tidak Dinilai pada Ringkasan Hasil, dengan alasan di kolom Catatan. Hasil yang tidak punya bukti tidak ditulis.</w:t>
+        <w:t xml:space="preserve">4.7 HRGA Officer menulis Tidak Dinilai di Ringkasan Hasil untuk aspek yang tidak dinilai, dan di Status Hasil untuk peserta yang tidak dinilai, dengan alasan di kolom Catatan. HRGA Officer tidak menulis hasil yang tidak punya bukti.</w:t>
       </w:r>
     </w:p>
     <w:p>
@@ -5584,7 +5584,7 @@
                 <w:sz w:val="24"/>
                 <w:szCs w:val="24"/>
               </w:rPr>
-              <w:t>Mencatat penetapan HR Manager, data pelatihan, kehadiran, hasil evaluasi, dan tindak lanjut di laporan. Mengumpulkan bukti dan menyimpan laporan terisi (butir 4.2, 4.5, 4.9, dan 4.11).</w:t>
+              <w:t>Mencatat penetapan HR Manager, data pelatihan, kehadiran, hasil evaluasi, dan tindak lanjut di laporan. Mengumpulkan bukti dan menyimpan laporan terisi (butir 4.2, 4.5 sampai 4.7, 4.9, dan 4.11).</w:t>
             </w:r>
           </w:p>
         </w:tc>
@@ -5892,7 +5892,7 @@
           <w:sz w:val="24"/>
           <w:szCs w:val="24"/>
         </w:rPr>
-        <w:t xml:space="preserve">6.1 HR Manager menetapkan Tujuan Pembelajaran, Kriteria Keberhasilan, dan Tanggal Evaluasi Lanjutan sebelum pelatihan dimulai.</w:t>
+        <w:t xml:space="preserve">6.1 HR Manager menetapkan Tujuan Pembelajaran, Kriteria Keberhasilan, dan Tanggal Evaluasi Lanjutan (butir 4.3 dan 4.6).</w:t>
       </w:r>
     </w:p>
     <w:p>
@@ -5988,7 +5988,7 @@
           <w:sz w:val="24"/>
           <w:szCs w:val="24"/>
         </w:rPr>
-        <w:t xml:space="preserve">6.5 Peserta menandatangani Daftar Hadir pada hari pelatihan.</w:t>
+        <w:t xml:space="preserve">6.5 Peserta menandatangani Daftar Hadir (butir 4.4).</w:t>
       </w:r>
     </w:p>
     <w:p>
@@ -6132,7 +6132,7 @@
           <w:sz w:val="24"/>
           <w:szCs w:val="24"/>
         </w:rPr>
-        <w:t xml:space="preserve">6.11 HRGA Officer mencatat metode, bukti, dan ringkasan hasil E1 sampai E4 di tabel Evaluasi Efektivitas per Aspek.</w:t>
+        <w:t xml:space="preserve">6.11 HRGA Officer mengisi tabel Evaluasi Efektivitas per Aspek untuk E1 sampai E4 (butir 4.5 dan 4.6).</w:t>
       </w:r>
     </w:p>
     <w:p>
@@ -6180,7 +6180,7 @@
           <w:sz w:val="24"/>
           <w:szCs w:val="24"/>
         </w:rPr>
-        <w:t xml:space="preserve">6.13 HRGA Officer menulis Tidak Dinilai di Ringkasan Hasil atau Status Hasil, dan alasannya di kolom Catatan, untuk aspek atau peserta yang tidak dinilai.</w:t>
+        <w:t xml:space="preserve">6.13 HRGA Officer mengisi Tidak Dinilai untuk aspek atau peserta yang tidak dinilai (butir 4.7).</w:t>
       </w:r>
     </w:p>
     <w:p>
@@ -6204,7 +6204,7 @@
           <w:sz w:val="24"/>
           <w:szCs w:val="24"/>
         </w:rPr>
-        <w:t xml:space="preserve">6.14 HR Manager membandingkan hasil dengan Kriteria Keberhasilan, lalu menulis Kesimpulan Efektivitas, Dasar Kesimpulan, dan Kesenjangan yang ditemukan.</w:t>
+        <w:t xml:space="preserve">6.14 HR Manager mengisi tabel Kesimpulan Efektivitas (butir 4.8).</w:t>
       </w:r>
     </w:p>
     <w:p>
@@ -6228,7 +6228,7 @@
           <w:sz w:val="24"/>
           <w:szCs w:val="24"/>
         </w:rPr>
-        <w:t xml:space="preserve">6.15 HR Manager menetapkan tindakan, penanggung jawab, dan target selesai untuk tiap Kesenjangan.</w:t>
+        <w:t xml:space="preserve">6.15 HR Manager menetapkan tindakan atas tiap Kesenjangan (butir 4.9).</w:t>
       </w:r>
     </w:p>
     <w:p>

--- a/out/02_HR/SNX-HR-RPT-01 Training Attendance & Training Evaluation Report (Rev00 DRAFT).docx
+++ b/out/02_HR/SNX-HR-RPT-01 Training Attendance & Training Evaluation Report (Rev00 DRAFT).docx
@@ -1067,7 +1067,7 @@
           </w:tcPr>
           <w:p>
             <w:r>
-              <w:t>HR Manager</w:t>
+              <w:t>HR Lead</w:t>
             </w:r>
           </w:p>
         </w:tc>
@@ -1903,7 +1903,7 @@
           </w:tcPr>
           <w:p>
             <w:r>
-              <w:t>Aziz Priyo Widakdo / HR Manager</w:t>
+              <w:t>Aziz Priyo Widakdo / HR Lead</w:t>
             </w:r>
           </w:p>
         </w:tc>
@@ -2456,6 +2456,8 @@
       </w:tblGrid>
       <w:tr>
         <w:trPr>
+          <w:cantSplit/>
+          <w:tblHeader/>
           <w:jc w:val="center"/>
         </w:trPr>
         <w:tc>
@@ -2521,6 +2523,7 @@
       </w:tr>
       <w:tr>
         <w:trPr>
+          <w:cantSplit/>
           <w:jc w:val="center"/>
         </w:trPr>
         <w:tc>
@@ -2582,6 +2585,7 @@
       </w:tr>
       <w:tr>
         <w:trPr>
+          <w:cantSplit/>
           <w:jc w:val="center"/>
         </w:trPr>
         <w:tc>
@@ -2636,13 +2640,14 @@
                 <w:sz w:val="24"/>
                 <w:szCs w:val="24"/>
               </w:rPr>
-              <w:t>Menjadi isi SOP Training &amp; Development (belum bernomor). Laporan ini hanya mencatat pelatihan yang sudah berlangsung.</w:t>
+              <w:t>Menjadi isi SOP Training &amp; Development (dalam peninjauan). Laporan ini hanya mencatat pelatihan yang sudah berlangsung.</w:t>
             </w:r>
           </w:p>
         </w:tc>
       </w:tr>
       <w:tr>
         <w:trPr>
+          <w:cantSplit/>
           <w:jc w:val="center"/>
         </w:trPr>
         <w:tc>
@@ -2704,6 +2709,7 @@
       </w:tr>
       <w:tr>
         <w:trPr>
+          <w:cantSplit/>
           <w:jc w:val="center"/>
         </w:trPr>
         <w:tc>
@@ -2765,6 +2771,7 @@
       </w:tr>
       <w:tr>
         <w:trPr>
+          <w:cantSplit/>
           <w:jc w:val="center"/>
         </w:trPr>
         <w:tc>
@@ -2877,6 +2884,8 @@
       </w:tblGrid>
       <w:tr>
         <w:trPr>
+          <w:cantSplit/>
+          <w:tblHeader/>
           <w:jc w:val="center"/>
         </w:trPr>
         <w:tc>
@@ -2942,6 +2951,7 @@
       </w:tr>
       <w:tr>
         <w:trPr>
+          <w:cantSplit/>
           <w:jc w:val="center"/>
         </w:trPr>
         <w:tc>
@@ -3003,6 +3013,7 @@
       </w:tr>
       <w:tr>
         <w:trPr>
+          <w:cantSplit/>
           <w:jc w:val="center"/>
         </w:trPr>
         <w:tc>
@@ -3064,6 +3075,7 @@
       </w:tr>
       <w:tr>
         <w:trPr>
+          <w:cantSplit/>
           <w:jc w:val="center"/>
         </w:trPr>
         <w:tc>
@@ -3125,6 +3137,7 @@
       </w:tr>
       <w:tr>
         <w:trPr>
+          <w:cantSplit/>
           <w:jc w:val="center"/>
         </w:trPr>
         <w:tc>
@@ -3186,6 +3199,7 @@
       </w:tr>
       <w:tr>
         <w:trPr>
+          <w:cantSplit/>
           <w:jc w:val="center"/>
         </w:trPr>
         <w:tc>
@@ -3247,6 +3261,7 @@
       </w:tr>
       <w:tr>
         <w:trPr>
+          <w:cantSplit/>
           <w:jc w:val="center"/>
         </w:trPr>
         <w:tc>
@@ -3308,6 +3323,7 @@
       </w:tr>
       <w:tr>
         <w:trPr>
+          <w:cantSplit/>
           <w:jc w:val="center"/>
         </w:trPr>
         <w:tc>
@@ -3369,6 +3385,7 @@
       </w:tr>
       <w:tr>
         <w:trPr>
+          <w:cantSplit/>
           <w:jc w:val="center"/>
         </w:trPr>
         <w:tc>
@@ -3430,6 +3447,7 @@
       </w:tr>
       <w:tr>
         <w:trPr>
+          <w:cantSplit/>
           <w:jc w:val="center"/>
         </w:trPr>
         <w:tc>
@@ -3491,6 +3509,7 @@
       </w:tr>
       <w:tr>
         <w:trPr>
+          <w:cantSplit/>
           <w:jc w:val="center"/>
         </w:trPr>
         <w:tc>
@@ -3552,6 +3571,7 @@
       </w:tr>
       <w:tr>
         <w:trPr>
+          <w:cantSplit/>
           <w:jc w:val="center"/>
         </w:trPr>
         <w:tc>
@@ -3613,6 +3633,7 @@
       </w:tr>
       <w:tr>
         <w:trPr>
+          <w:cantSplit/>
           <w:jc w:val="center"/>
         </w:trPr>
         <w:tc>
@@ -3674,6 +3695,7 @@
       </w:tr>
       <w:tr>
         <w:trPr>
+          <w:cantSplit/>
           <w:jc w:val="center"/>
         </w:trPr>
         <w:tc>
@@ -3735,6 +3757,7 @@
       </w:tr>
       <w:tr>
         <w:trPr>
+          <w:cantSplit/>
           <w:jc w:val="center"/>
         </w:trPr>
         <w:tc>
@@ -3796,6 +3819,7 @@
       </w:tr>
       <w:tr>
         <w:trPr>
+          <w:cantSplit/>
           <w:jc w:val="center"/>
         </w:trPr>
         <w:tc>
@@ -3857,6 +3881,7 @@
       </w:tr>
       <w:tr>
         <w:trPr>
+          <w:cantSplit/>
           <w:jc w:val="center"/>
         </w:trPr>
         <w:tc>
@@ -3918,6 +3943,7 @@
       </w:tr>
       <w:tr>
         <w:trPr>
+          <w:cantSplit/>
           <w:jc w:val="center"/>
         </w:trPr>
         <w:tc>
@@ -4057,6 +4083,8 @@
       </w:tblGrid>
       <w:tr>
         <w:trPr>
+          <w:cantSplit/>
+          <w:tblHeader/>
           <w:jc w:val="center"/>
         </w:trPr>
         <w:tc>
@@ -4152,6 +4180,7 @@
       </w:tr>
       <w:tr>
         <w:trPr>
+          <w:cantSplit/>
           <w:jc w:val="center"/>
         </w:trPr>
         <w:tc>
@@ -4242,6 +4271,7 @@
       </w:tr>
       <w:tr>
         <w:trPr>
+          <w:cantSplit/>
           <w:jc w:val="center"/>
         </w:trPr>
         <w:tc>
@@ -4332,6 +4362,7 @@
       </w:tr>
       <w:tr>
         <w:trPr>
+          <w:cantSplit/>
           <w:jc w:val="center"/>
         </w:trPr>
         <w:tc>
@@ -4422,6 +4453,7 @@
       </w:tr>
       <w:tr>
         <w:trPr>
+          <w:cantSplit/>
           <w:jc w:val="center"/>
         </w:trPr>
         <w:tc>
@@ -4512,6 +4544,7 @@
       </w:tr>
       <w:tr>
         <w:trPr>
+          <w:cantSplit/>
           <w:jc w:val="center"/>
         </w:trPr>
         <w:tc>
@@ -4602,6 +4635,7 @@
       </w:tr>
       <w:tr>
         <w:trPr>
+          <w:cantSplit/>
           <w:jc w:val="center"/>
         </w:trPr>
         <w:tc>
@@ -4692,6 +4726,7 @@
       </w:tr>
       <w:tr>
         <w:trPr>
+          <w:cantSplit/>
           <w:jc w:val="center"/>
         </w:trPr>
         <w:tc>
@@ -4782,6 +4817,7 @@
       </w:tr>
       <w:tr>
         <w:trPr>
+          <w:cantSplit/>
           <w:jc w:val="center"/>
         </w:trPr>
         <w:tc>
@@ -4872,6 +4908,7 @@
       </w:tr>
       <w:tr>
         <w:trPr>
+          <w:cantSplit/>
           <w:jc w:val="center"/>
         </w:trPr>
         <w:tc>
@@ -4962,6 +4999,7 @@
       </w:tr>
       <w:tr>
         <w:trPr>
+          <w:cantSplit/>
           <w:jc w:val="center"/>
         </w:trPr>
         <w:tc>
@@ -5157,7 +5195,7 @@
           <w:sz w:val="24"/>
           <w:szCs w:val="24"/>
         </w:rPr>
-        <w:t xml:space="preserve">4.3 HR Manager menetapkan Tujuan Pembelajaran dan Kriteria Keberhasilan sebelum pelatihan dimulai, supaya Kesimpulan Efektivitas punya pembanding (USULAN).</w:t>
+        <w:t xml:space="preserve">4.3 HR Lead menetapkan Tujuan Pembelajaran dan Kriteria Keberhasilan sebelum pelatihan dimulai, supaya Kesimpulan Efektivitas punya pembanding (USULAN).</w:t>
       </w:r>
     </w:p>
     <w:p>
@@ -5229,7 +5267,7 @@
           <w:sz w:val="24"/>
           <w:szCs w:val="24"/>
         </w:rPr>
-        <w:t xml:space="preserve">4.6 HRGA Officer mencatat hasil E1 dan E2 sesudah pelatihan selesai, dan hasil E3 dan E4 pada Tanggal Evaluasi Lanjutan. HR Manager menetapkan tanggal itu untuk tiap pelatihan (USULAN).</w:t>
+        <w:t xml:space="preserve">4.6 HRGA Officer mencatat hasil E1 dan E2 sesudah pelatihan selesai, dan hasil E3 dan E4 pada Tanggal Evaluasi Lanjutan. HR Lead menetapkan tanggal itu untuk tiap pelatihan (USULAN).</w:t>
       </w:r>
     </w:p>
     <w:p>
@@ -5277,7 +5315,7 @@
           <w:sz w:val="24"/>
           <w:szCs w:val="24"/>
         </w:rPr>
-        <w:t xml:space="preserve">4.8 HR Manager membandingkan hasil E1 sampai E4 dengan Kriteria Keberhasilan dan menetapkan Kesimpulan Efektivitas, sesuai uraian jabatan HR Manager di SNX-HR-JA-01 (JA-14 butir 5).</w:t>
+        <w:t xml:space="preserve">4.8 HR Lead membandingkan hasil E1 sampai E4 dengan Kriteria Keberhasilan dan menetapkan Kesimpulan Efektivitas, sesuai uraian jabatan HR Lead di SNX-HR-JA-01 (JA-14 butir 5).</w:t>
       </w:r>
     </w:p>
     <w:p>
@@ -5301,7 +5339,7 @@
           <w:sz w:val="24"/>
           <w:szCs w:val="24"/>
         </w:rPr>
-        <w:t xml:space="preserve">4.9 Untuk tiap Kesenjangan, HR Manager menetapkan tindakan, penanggung jawab, dan target selesai. HRGA Officer mencatat tindakan pelatihan lanjutan di SNX-HR-FRM-02 (USULAN).</w:t>
+        <w:t xml:space="preserve">4.9 Untuk tiap Kesenjangan, HR Lead menetapkan tindakan, penanggung jawab, dan target selesai. HRGA Officer mencatat tindakan pelatihan lanjutan di SNX-HR-FRM-02 (USULAN).</w:t>
       </w:r>
     </w:p>
     <w:p>
@@ -5325,7 +5363,7 @@
           <w:sz w:val="24"/>
           <w:szCs w:val="24"/>
         </w:rPr>
-        <w:t xml:space="preserve">4.10 Peserta berstatus Tidak Hadir tidak dinilai pada E2 sampai E4. HR Manager memutuskan perlu tidaknya pelatihan susulan (USULAN).</w:t>
+        <w:t xml:space="preserve">4.10 Peserta berstatus Tidak Hadir tidak dinilai pada E2 sampai E4. HR Lead memutuskan perlu tidaknya pelatihan susulan (USULAN).</w:t>
       </w:r>
     </w:p>
     <w:p>
@@ -5386,7 +5424,7 @@
           <w:sz w:val="24"/>
           <w:szCs w:val="24"/>
         </w:rPr>
-        <w:t xml:space="preserve">Pembagian tugas berikut berstatus (USULAN). Dasarnya uraian jabatan HRGA Officer (JA-12 butir 6) dan HR Manager (JA-14 butir 5) di SNX-HR-JA-01.</w:t>
+        <w:t xml:space="preserve">Pembagian tugas berikut berstatus (USULAN). Dasarnya uraian jabatan HRGA Officer (JA-12 butir 6) dan HR Lead (JA-14 butir 5) di SNX-HR-JA-01.</w:t>
       </w:r>
     </w:p>
     <w:tbl>
@@ -5404,6 +5442,8 @@
       </w:tblGrid>
       <w:tr>
         <w:trPr>
+          <w:cantSplit/>
+          <w:tblHeader/>
           <w:jc w:val="center"/>
         </w:trPr>
         <w:tc>
@@ -5469,6 +5509,7 @@
       </w:tr>
       <w:tr>
         <w:trPr>
+          <w:cantSplit/>
           <w:jc w:val="center"/>
         </w:trPr>
         <w:tc>
@@ -5495,7 +5536,7 @@
                 <w:sz w:val="24"/>
                 <w:szCs w:val="24"/>
               </w:rPr>
-              <w:t>HR Manager</w:t>
+              <w:t>HR Lead</w:t>
             </w:r>
           </w:p>
         </w:tc>
@@ -5530,6 +5571,7 @@
       </w:tr>
       <w:tr>
         <w:trPr>
+          <w:cantSplit/>
           <w:jc w:val="center"/>
         </w:trPr>
         <w:tc>
@@ -5584,13 +5626,14 @@
                 <w:sz w:val="24"/>
                 <w:szCs w:val="24"/>
               </w:rPr>
-              <w:t>Mencatat penetapan HR Manager, data pelatihan, kehadiran, hasil evaluasi, dan tindak lanjut di laporan. Mengumpulkan bukti dan menyimpan laporan terisi (butir 4.2, 4.5 sampai 4.7, 4.9, dan 4.11).</w:t>
+              <w:t>Mencatat penetapan HR Lead, data pelatihan, kehadiran, hasil evaluasi, dan tindak lanjut di laporan. Mengumpulkan bukti dan menyimpan laporan terisi (butir 4.2, 4.5 sampai 4.7, 4.9, dan 4.11).</w:t>
             </w:r>
           </w:p>
         </w:tc>
       </w:tr>
       <w:tr>
         <w:trPr>
+          <w:cantSplit/>
           <w:jc w:val="center"/>
         </w:trPr>
         <w:tc>
@@ -5652,6 +5695,7 @@
       </w:tr>
       <w:tr>
         <w:trPr>
+          <w:cantSplit/>
           <w:jc w:val="center"/>
         </w:trPr>
         <w:tc>
@@ -5713,6 +5757,7 @@
       </w:tr>
       <w:tr>
         <w:trPr>
+          <w:cantSplit/>
           <w:jc w:val="center"/>
         </w:trPr>
         <w:tc>
@@ -5774,6 +5819,7 @@
       </w:tr>
       <w:tr>
         <w:trPr>
+          <w:cantSplit/>
           <w:jc w:val="center"/>
         </w:trPr>
         <w:tc>
@@ -5892,7 +5938,7 @@
           <w:sz w:val="24"/>
           <w:szCs w:val="24"/>
         </w:rPr>
-        <w:t xml:space="preserve">6.1 HR Manager menetapkan Tujuan Pembelajaran, Kriteria Keberhasilan, dan Tanggal Evaluasi Lanjutan (butir 4.3 dan 4.6).</w:t>
+        <w:t xml:space="preserve">6.1 HR Lead menetapkan Tujuan Pembelajaran, Kriteria Keberhasilan, dan Tanggal Evaluasi Lanjutan (butir 4.3 dan 4.6).</w:t>
       </w:r>
     </w:p>
     <w:p>
@@ -6204,7 +6250,7 @@
           <w:sz w:val="24"/>
           <w:szCs w:val="24"/>
         </w:rPr>
-        <w:t xml:space="preserve">6.14 HR Manager mengisi tabel Kesimpulan Efektivitas (butir 4.8).</w:t>
+        <w:t xml:space="preserve">6.14 HR Lead mengisi tabel Kesimpulan Efektivitas (butir 4.8).</w:t>
       </w:r>
     </w:p>
     <w:p>
@@ -6228,7 +6274,7 @@
           <w:sz w:val="24"/>
           <w:szCs w:val="24"/>
         </w:rPr>
-        <w:t xml:space="preserve">6.15 HR Manager menetapkan tindakan atas tiap Kesenjangan (butir 4.9).</w:t>
+        <w:t xml:space="preserve">6.15 HR Lead menetapkan tindakan atas tiap Kesenjangan (butir 4.9).</w:t>
       </w:r>
     </w:p>
     <w:p>
@@ -6300,7 +6346,7 @@
           <w:sz w:val="24"/>
           <w:szCs w:val="24"/>
         </w:rPr>
-        <w:t xml:space="preserve">6.18 HR Manager memeriksa laporan terisi dan menandatangani baris Pemeriksa.</w:t>
+        <w:t xml:space="preserve">6.18 HR Lead memeriksa laporan terisi dan menandatangani baris Pemeriksa.</w:t>
       </w:r>
     </w:p>
     <w:p>
@@ -6392,6 +6438,8 @@
       </w:tblGrid>
       <w:tr>
         <w:trPr>
+          <w:cantSplit/>
+          <w:tblHeader/>
           <w:jc w:val="center"/>
         </w:trPr>
         <w:tc>
@@ -6457,6 +6505,7 @@
       </w:tr>
       <w:tr>
         <w:trPr>
+          <w:cantSplit/>
           <w:jc w:val="center"/>
         </w:trPr>
         <w:tc>
@@ -6517,6 +6566,7 @@
       </w:tr>
       <w:tr>
         <w:trPr>
+          <w:cantSplit/>
           <w:jc w:val="center"/>
         </w:trPr>
         <w:tc>
@@ -6577,6 +6627,7 @@
       </w:tr>
       <w:tr>
         <w:trPr>
+          <w:cantSplit/>
           <w:jc w:val="center"/>
         </w:trPr>
         <w:tc>
@@ -6637,6 +6688,7 @@
       </w:tr>
       <w:tr>
         <w:trPr>
+          <w:cantSplit/>
           <w:jc w:val="center"/>
         </w:trPr>
         <w:tc>
@@ -6697,6 +6749,7 @@
       </w:tr>
       <w:tr>
         <w:trPr>
+          <w:cantSplit/>
           <w:jc w:val="center"/>
         </w:trPr>
         <w:tc>
@@ -6757,6 +6810,7 @@
       </w:tr>
       <w:tr>
         <w:trPr>
+          <w:cantSplit/>
           <w:jc w:val="center"/>
         </w:trPr>
         <w:tc>
@@ -6817,6 +6871,7 @@
       </w:tr>
       <w:tr>
         <w:trPr>
+          <w:cantSplit/>
           <w:jc w:val="center"/>
         </w:trPr>
         <w:tc>
@@ -6877,6 +6932,7 @@
       </w:tr>
       <w:tr>
         <w:trPr>
+          <w:cantSplit/>
           <w:jc w:val="center"/>
         </w:trPr>
         <w:tc>
@@ -6937,6 +6993,7 @@
       </w:tr>
       <w:tr>
         <w:trPr>
+          <w:cantSplit/>
           <w:jc w:val="center"/>
         </w:trPr>
         <w:tc>
@@ -6997,6 +7054,7 @@
       </w:tr>
       <w:tr>
         <w:trPr>
+          <w:cantSplit/>
           <w:jc w:val="center"/>
         </w:trPr>
         <w:tc>
@@ -7113,6 +7171,8 @@
       </w:tblGrid>
       <w:tr>
         <w:trPr>
+          <w:cantSplit/>
+          <w:tblHeader/>
           <w:jc w:val="center"/>
         </w:trPr>
         <w:tc>
@@ -7328,6 +7388,7 @@
       </w:tr>
       <w:tr>
         <w:trPr>
+          <w:cantSplit/>
           <w:jc w:val="center"/>
         </w:trPr>
         <w:tc>
@@ -7528,6 +7589,7 @@
       </w:tr>
       <w:tr>
         <w:trPr>
+          <w:cantSplit/>
           <w:jc w:val="center"/>
         </w:trPr>
         <w:tc>
@@ -7728,6 +7790,7 @@
       </w:tr>
       <w:tr>
         <w:trPr>
+          <w:cantSplit/>
           <w:jc w:val="center"/>
         </w:trPr>
         <w:tc>
@@ -7928,6 +7991,7 @@
       </w:tr>
       <w:tr>
         <w:trPr>
+          <w:cantSplit/>
           <w:jc w:val="center"/>
         </w:trPr>
         <w:tc>
@@ -8128,6 +8192,7 @@
       </w:tr>
       <w:tr>
         <w:trPr>
+          <w:cantSplit/>
           <w:jc w:val="center"/>
         </w:trPr>
         <w:tc>
@@ -8328,6 +8393,7 @@
       </w:tr>
       <w:tr>
         <w:trPr>
+          <w:cantSplit/>
           <w:jc w:val="center"/>
         </w:trPr>
         <w:tc>
@@ -8528,6 +8594,7 @@
       </w:tr>
       <w:tr>
         <w:trPr>
+          <w:cantSplit/>
           <w:jc w:val="center"/>
         </w:trPr>
         <w:tc>
@@ -8728,6 +8795,7 @@
       </w:tr>
       <w:tr>
         <w:trPr>
+          <w:cantSplit/>
           <w:jc w:val="center"/>
         </w:trPr>
         <w:tc>
@@ -8928,6 +8996,7 @@
       </w:tr>
       <w:tr>
         <w:trPr>
+          <w:cantSplit/>
           <w:jc w:val="center"/>
         </w:trPr>
         <w:tc>
@@ -9128,6 +9197,7 @@
       </w:tr>
       <w:tr>
         <w:trPr>
+          <w:cantSplit/>
           <w:jc w:val="center"/>
         </w:trPr>
         <w:tc>
@@ -9379,6 +9449,8 @@
       </w:tblGrid>
       <w:tr>
         <w:trPr>
+          <w:cantSplit/>
+          <w:tblHeader/>
           <w:jc w:val="center"/>
         </w:trPr>
         <w:tc>
@@ -9444,6 +9516,7 @@
       </w:tr>
       <w:tr>
         <w:trPr>
+          <w:cantSplit/>
           <w:jc w:val="center"/>
         </w:trPr>
         <w:tc>
@@ -9504,6 +9577,7 @@
       </w:tr>
       <w:tr>
         <w:trPr>
+          <w:cantSplit/>
           <w:jc w:val="center"/>
         </w:trPr>
         <w:tc>
@@ -9564,6 +9638,7 @@
       </w:tr>
       <w:tr>
         <w:trPr>
+          <w:cantSplit/>
           <w:jc w:val="center"/>
         </w:trPr>
         <w:tc>
@@ -9678,6 +9753,8 @@
       </w:tblGrid>
       <w:tr>
         <w:trPr>
+          <w:cantSplit/>
+          <w:tblHeader/>
           <w:jc w:val="center"/>
         </w:trPr>
         <w:tc>
@@ -9833,6 +9910,7 @@
       </w:tr>
       <w:tr>
         <w:trPr>
+          <w:cantSplit/>
           <w:jc w:val="center"/>
         </w:trPr>
         <w:tc>
@@ -9978,6 +10056,7 @@
       </w:tr>
       <w:tr>
         <w:trPr>
+          <w:cantSplit/>
           <w:jc w:val="center"/>
         </w:trPr>
         <w:tc>
@@ -10123,6 +10202,7 @@
       </w:tr>
       <w:tr>
         <w:trPr>
+          <w:cantSplit/>
           <w:jc w:val="center"/>
         </w:trPr>
         <w:tc>
@@ -10268,6 +10348,7 @@
       </w:tr>
       <w:tr>
         <w:trPr>
+          <w:cantSplit/>
           <w:jc w:val="center"/>
         </w:trPr>
         <w:tc>
@@ -10469,6 +10550,8 @@
       </w:tblGrid>
       <w:tr>
         <w:trPr>
+          <w:cantSplit/>
+          <w:tblHeader/>
           <w:jc w:val="center"/>
         </w:trPr>
         <w:tc>
@@ -10684,6 +10767,7 @@
       </w:tr>
       <w:tr>
         <w:trPr>
+          <w:cantSplit/>
           <w:jc w:val="center"/>
         </w:trPr>
         <w:tc>
@@ -10884,6 +10968,7 @@
       </w:tr>
       <w:tr>
         <w:trPr>
+          <w:cantSplit/>
           <w:jc w:val="center"/>
         </w:trPr>
         <w:tc>
@@ -11084,6 +11169,7 @@
       </w:tr>
       <w:tr>
         <w:trPr>
+          <w:cantSplit/>
           <w:jc w:val="center"/>
         </w:trPr>
         <w:tc>
@@ -11284,6 +11370,7 @@
       </w:tr>
       <w:tr>
         <w:trPr>
+          <w:cantSplit/>
           <w:jc w:val="center"/>
         </w:trPr>
         <w:tc>
@@ -11484,6 +11571,7 @@
       </w:tr>
       <w:tr>
         <w:trPr>
+          <w:cantSplit/>
           <w:jc w:val="center"/>
         </w:trPr>
         <w:tc>
@@ -11684,6 +11772,7 @@
       </w:tr>
       <w:tr>
         <w:trPr>
+          <w:cantSplit/>
           <w:jc w:val="center"/>
         </w:trPr>
         <w:tc>
@@ -11884,6 +11973,7 @@
       </w:tr>
       <w:tr>
         <w:trPr>
+          <w:cantSplit/>
           <w:jc w:val="center"/>
         </w:trPr>
         <w:tc>
@@ -12084,6 +12174,7 @@
       </w:tr>
       <w:tr>
         <w:trPr>
+          <w:cantSplit/>
           <w:jc w:val="center"/>
         </w:trPr>
         <w:tc>
@@ -12284,6 +12375,7 @@
       </w:tr>
       <w:tr>
         <w:trPr>
+          <w:cantSplit/>
           <w:jc w:val="center"/>
         </w:trPr>
         <w:tc>
@@ -12484,6 +12576,7 @@
       </w:tr>
       <w:tr>
         <w:trPr>
+          <w:cantSplit/>
           <w:jc w:val="center"/>
         </w:trPr>
         <w:tc>
@@ -12735,6 +12828,8 @@
       </w:tblGrid>
       <w:tr>
         <w:trPr>
+          <w:cantSplit/>
+          <w:tblHeader/>
           <w:jc w:val="center"/>
         </w:trPr>
         <w:tc>
@@ -12800,6 +12895,7 @@
       </w:tr>
       <w:tr>
         <w:trPr>
+          <w:cantSplit/>
           <w:jc w:val="center"/>
         </w:trPr>
         <w:tc>
@@ -12860,6 +12956,7 @@
       </w:tr>
       <w:tr>
         <w:trPr>
+          <w:cantSplit/>
           <w:jc w:val="center"/>
         </w:trPr>
         <w:tc>
@@ -12920,6 +13017,7 @@
       </w:tr>
       <w:tr>
         <w:trPr>
+          <w:cantSplit/>
           <w:jc w:val="center"/>
         </w:trPr>
         <w:tc>
@@ -13034,6 +13132,8 @@
       </w:tblGrid>
       <w:tr>
         <w:trPr>
+          <w:cantSplit/>
+          <w:tblHeader/>
           <w:jc w:val="center"/>
         </w:trPr>
         <w:tc>
@@ -13189,6 +13289,7 @@
       </w:tr>
       <w:tr>
         <w:trPr>
+          <w:cantSplit/>
           <w:jc w:val="center"/>
         </w:trPr>
         <w:tc>
@@ -13333,6 +13434,7 @@
       </w:tr>
       <w:tr>
         <w:trPr>
+          <w:cantSplit/>
           <w:jc w:val="center"/>
         </w:trPr>
         <w:tc>
@@ -13477,6 +13579,7 @@
       </w:tr>
       <w:tr>
         <w:trPr>
+          <w:cantSplit/>
           <w:jc w:val="center"/>
         </w:trPr>
         <w:tc>
@@ -13674,6 +13777,8 @@
       </w:tblGrid>
       <w:tr>
         <w:trPr>
+          <w:cantSplit/>
+          <w:tblHeader/>
           <w:jc w:val="center"/>
         </w:trPr>
         <w:tc>
@@ -13799,6 +13904,7 @@
       </w:tr>
       <w:tr>
         <w:trPr>
+          <w:cantSplit/>
           <w:jc w:val="center"/>
         </w:trPr>
         <w:tc>
@@ -13915,6 +14021,7 @@
       </w:tr>
       <w:tr>
         <w:trPr>
+          <w:cantSplit/>
           <w:jc w:val="center"/>
         </w:trPr>
         <w:tc>
@@ -13941,7 +14048,7 @@
                 <w:sz w:val="24"/>
                 <w:szCs w:val="24"/>
               </w:rPr>
-              <w:t>Pemeriksa (HR Manager)</w:t>
+              <w:t>Pemeriksa (HR Lead)</w:t>
             </w:r>
           </w:p>
         </w:tc>
@@ -14083,6 +14190,8 @@
       </w:tblGrid>
       <w:tr>
         <w:trPr>
+          <w:cantSplit/>
+          <w:tblHeader/>
           <w:jc w:val="center"/>
         </w:trPr>
         <w:tc>
@@ -14178,6 +14287,7 @@
       </w:tr>
       <w:tr>
         <w:trPr>
+          <w:cantSplit/>
           <w:jc w:val="center"/>
         </w:trPr>
         <w:tc>
@@ -14232,7 +14342,7 @@
                 <w:sz w:val="24"/>
                 <w:szCs w:val="24"/>
               </w:rPr>
-              <w:t>Folder Google Drive departemen Human Resources (USULAN) dengan akses terbatas per peran (butir 4.11). Pencatat HRGA Officer, pemilik HR Manager (USULAN).</w:t>
+              <w:t>Folder Google Drive departemen Human Resources (USULAN) dengan akses terbatas per peran (butir 4.11). Pencatat HRGA Officer, pemilik HR Lead (USULAN).</w:t>
             </w:r>
           </w:p>
         </w:tc>
@@ -14261,13 +14371,14 @@
                 <w:sz w:val="24"/>
                 <w:szCs w:val="24"/>
               </w:rPr>
-              <w:t>Mengikuti master list dan kontrak (SNX-ISMS-PRO-01 butir 4.15). HR Manager bersama Legal menetapkan jangka retensinya (USULAN).</w:t>
+              <w:t>Mengikuti master list dan kontrak (SNX-ISMS-PRO-01 butir 4.15). HR Lead bersama Legal menetapkan jangka retensinya (USULAN).</w:t>
             </w:r>
           </w:p>
         </w:tc>
       </w:tr>
       <w:tr>
         <w:trPr>
+          <w:cantSplit/>
           <w:jc w:val="center"/>
         </w:trPr>
         <w:tc>
@@ -14322,7 +14433,7 @@
                 <w:sz w:val="24"/>
                 <w:szCs w:val="24"/>
               </w:rPr>
-              <w:t>Folder yang sama dengan laporan terisi. Pencatat HRGA Officer, pemilik HR Manager (USULAN).</w:t>
+              <w:t>Folder yang sama dengan laporan terisi. Pencatat HRGA Officer, pemilik HR Lead (USULAN).</w:t>
             </w:r>
           </w:p>
         </w:tc>
@@ -14434,6 +14545,8 @@
       </w:tblGrid>
       <w:tr>
         <w:trPr>
+          <w:cantSplit/>
+          <w:tblHeader/>
           <w:jc w:val="center"/>
         </w:trPr>
         <w:tc>
@@ -14529,6 +14642,7 @@
       </w:tr>
       <w:tr>
         <w:trPr>
+          <w:cantSplit/>
           <w:jc w:val="center"/>
         </w:trPr>
         <w:tc>
@@ -14619,6 +14733,7 @@
       </w:tr>
       <w:tr>
         <w:trPr>
+          <w:cantSplit/>
           <w:jc w:val="center"/>
         </w:trPr>
         <w:tc>
@@ -14709,6 +14824,7 @@
       </w:tr>
       <w:tr>
         <w:trPr>
+          <w:cantSplit/>
           <w:jc w:val="center"/>
         </w:trPr>
         <w:tc>
@@ -14799,6 +14915,7 @@
       </w:tr>
       <w:tr>
         <w:trPr>
+          <w:cantSplit/>
           <w:jc w:val="center"/>
         </w:trPr>
         <w:tc>
@@ -14889,6 +15006,7 @@
       </w:tr>
       <w:tr>
         <w:trPr>
+          <w:cantSplit/>
           <w:jc w:val="center"/>
         </w:trPr>
         <w:tc>
@@ -15030,6 +15148,8 @@
       </w:tblGrid>
       <w:tr>
         <w:trPr>
+          <w:cantSplit/>
+          <w:tblHeader/>
           <w:jc w:val="center"/>
         </w:trPr>
         <w:tc>
@@ -15095,6 +15215,7 @@
       </w:tr>
       <w:tr>
         <w:trPr>
+          <w:cantSplit/>
           <w:jc w:val="center"/>
         </w:trPr>
         <w:tc>
@@ -15149,13 +15270,14 @@
                 <w:sz w:val="24"/>
                 <w:szCs w:val="24"/>
               </w:rPr>
-              <w:t>Employee Competency Matrix: standar kompetensi per tingkatan jabatan. HR Manager memakainya untuk menulis Tujuan Pembelajaran bila pelatihan menutup Kesenjangan kompetensi (USULAN).</w:t>
+              <w:t>Employee Competency Matrix: standar kompetensi per tingkatan jabatan. HR Lead memakainya untuk menulis Tujuan Pembelajaran bila pelatihan menutup Kesenjangan kompetensi (USULAN).</w:t>
             </w:r>
           </w:p>
         </w:tc>
       </w:tr>
       <w:tr>
         <w:trPr>
+          <w:cantSplit/>
           <w:jc w:val="center"/>
         </w:trPr>
         <w:tc>
@@ -15217,6 +15339,7 @@
       </w:tr>
       <w:tr>
         <w:trPr>
+          <w:cantSplit/>
           <w:jc w:val="center"/>
         </w:trPr>
         <w:tc>
@@ -15271,13 +15394,14 @@
                 <w:sz w:val="24"/>
                 <w:szCs w:val="24"/>
               </w:rPr>
-              <w:t>Struktur Organisasi SINUX: sumber nama jabatan HR Manager dan HRGA Officer, dan atasan langsung tiap peserta.</w:t>
+              <w:t>Struktur Organisasi SINUX: sumber nama jabatan HR Lead dan HRGA Officer, dan atasan langsung tiap peserta.</w:t>
             </w:r>
           </w:p>
         </w:tc>
       </w:tr>
       <w:tr>
         <w:trPr>
+          <w:cantSplit/>
           <w:jc w:val="center"/>
         </w:trPr>
         <w:tc>
@@ -15332,13 +15456,14 @@
                 <w:sz w:val="24"/>
                 <w:szCs w:val="24"/>
               </w:rPr>
-              <w:t>Job Analysis dan Uraian Jabatan: uraian tugas HRGA Officer (JA-12 butir 6) dan HR Manager (JA-14 butir 5), dasar pembagian tugas di bagian 5.</w:t>
+              <w:t>Job Analysis dan Uraian Jabatan: uraian tugas HRGA Officer (JA-12 butir 6) dan HR Lead (JA-14 butir 5), dasar pembagian tugas di bagian 5.</w:t>
             </w:r>
           </w:p>
         </w:tc>
       </w:tr>
       <w:tr>
         <w:trPr>
+          <w:cantSplit/>
           <w:jc w:val="center"/>
         </w:trPr>
         <w:tc>
@@ -15400,6 +15525,7 @@
       </w:tr>
       <w:tr>
         <w:trPr>
+          <w:cantSplit/>
           <w:jc w:val="center"/>
         </w:trPr>
         <w:tc>
@@ -15454,7 +15580,7 @@
                 <w:sz w:val="24"/>
                 <w:szCs w:val="24"/>
               </w:rPr>
-              <w:t>SOP Training &amp; Development: tata cara identifikasi kebutuhan pelatihan, pelaksanaan, dan pengembangan kemampuan karyawan. Dikecualikan dari laporan ini.</w:t>
+              <w:t>SOP Training &amp; Development, dalam peninjauan: tata cara identifikasi kebutuhan pelatihan, pelaksanaan, dan pengembangan kemampuan karyawan. Dikecualikan dari laporan ini.</w:t>
             </w:r>
           </w:p>
         </w:tc>
@@ -15518,7 +15644,7 @@
           <w:sz w:val="24"/>
           <w:szCs w:val="24"/>
         </w:rPr>
-        <w:t xml:space="preserve">Laporan ini berstatus Draft dan baru berlaku sesudah Direktur Utama menandatangani blok Approved By. HR Manager meninjau laporan ini setiap tahun.</w:t>
+        <w:t xml:space="preserve">Laporan ini berstatus Draft dan baru berlaku sesudah Direktur Utama menandatangani blok Approved By. HR Lead meninjau laporan ini setiap tahun.</w:t>
       </w:r>
     </w:p>
     <w:sectPr>

--- a/out/02_HR/SNX-HR-RPT-01 Training Attendance & Training Evaluation Report (Rev00 DRAFT).docx
+++ b/out/02_HR/SNX-HR-RPT-01 Training Attendance & Training Evaluation Report (Rev00 DRAFT).docx
@@ -217,6 +217,7 @@
     <w:p>
       <w:pPr>
         <w:pStyle w:val="Heading1"/>
+        <w:keepNext/>
         <w:widowControl w:val="0"/>
         <w:spacing w:line="240" w:lineRule="auto"/>
         <w:ind w:right="407" w:firstLine="0"/>
@@ -511,6 +512,10 @@
         <w:gridCol w:w="5850"/>
       </w:tblGrid>
       <w:tr>
+        <w:trPr>
+          <w:cantSplit/>
+          <w:tblHeader/>
+        </w:trPr>
         <w:tc>
           <w:tcPr>
             <w:tcW w:w="3150" w:type="dxa"/>
@@ -523,6 +528,7 @@
           </w:tcPr>
           <w:p>
             <w:pPr>
+              <w:keepNext/>
               <w:widowControl w:val="0"/>
               <w:pBdr>
                 <w:top w:val="nil"/>
@@ -563,6 +569,7 @@
           </w:tcPr>
           <w:p>
             <w:pPr>
+              <w:keepNext/>
               <w:widowControl w:val="0"/>
               <w:pBdr>
                 <w:top w:val="nil"/>
@@ -593,6 +600,9 @@
         </w:tc>
       </w:tr>
       <w:tr>
+        <w:trPr>
+          <w:cantSplit/>
+        </w:trPr>
         <w:tc>
           <w:tcPr>
             <w:tcW w:w="3150" w:type="dxa"/>
@@ -646,6 +656,9 @@
         </w:tc>
       </w:tr>
       <w:tr>
+        <w:trPr>
+          <w:cantSplit/>
+        </w:trPr>
         <w:tc>
           <w:tcPr>
             <w:tcW w:w="3150" w:type="dxa"/>
@@ -699,6 +712,9 @@
         </w:tc>
       </w:tr>
       <w:tr>
+        <w:trPr>
+          <w:cantSplit/>
+        </w:trPr>
         <w:tc>
           <w:tcPr>
             <w:tcW w:w="3150" w:type="dxa"/>
@@ -750,6 +766,9 @@
         </w:tc>
       </w:tr>
       <w:tr>
+        <w:trPr>
+          <w:cantSplit/>
+        </w:trPr>
         <w:tc>
           <w:tcPr>
             <w:tcW w:w="3150" w:type="dxa"/>
@@ -810,6 +829,9 @@
         </w:tc>
       </w:tr>
       <w:tr>
+        <w:trPr>
+          <w:cantSplit/>
+        </w:trPr>
         <w:tc>
           <w:tcPr>
             <w:tcW w:w="3150" w:type="dxa"/>
@@ -861,6 +883,9 @@
         </w:tc>
       </w:tr>
       <w:tr>
+        <w:trPr>
+          <w:cantSplit/>
+        </w:trPr>
         <w:tc>
           <w:tcPr>
             <w:tcW w:w="3150" w:type="dxa"/>
@@ -914,6 +939,9 @@
         </w:tc>
       </w:tr>
       <w:tr>
+        <w:trPr>
+          <w:cantSplit/>
+        </w:trPr>
         <w:tc>
           <w:tcPr>
             <w:tcW w:w="3150" w:type="dxa"/>
@@ -967,6 +995,9 @@
         </w:tc>
       </w:tr>
       <w:tr>
+        <w:trPr>
+          <w:cantSplit/>
+        </w:trPr>
         <w:tc>
           <w:tcPr>
             <w:tcW w:w="3150" w:type="dxa"/>
@@ -1020,6 +1051,9 @@
         </w:tc>
       </w:tr>
       <w:tr>
+        <w:trPr>
+          <w:cantSplit/>
+        </w:trPr>
         <w:tc>
           <w:tcPr>
             <w:tcW w:w="3150" w:type="dxa"/>
@@ -1073,6 +1107,9 @@
         </w:tc>
       </w:tr>
       <w:tr>
+        <w:trPr>
+          <w:cantSplit/>
+        </w:trPr>
         <w:tc>
           <w:tcPr>
             <w:tcW w:w="3150" w:type="dxa"/>
@@ -1126,6 +1163,9 @@
         </w:tc>
       </w:tr>
       <w:tr>
+        <w:trPr>
+          <w:cantSplit/>
+        </w:trPr>
         <w:tc>
           <w:tcPr>
             <w:tcW w:w="3150" w:type="dxa"/>
@@ -1207,6 +1247,7 @@
     <w:p>
       <w:pPr>
         <w:pStyle w:val="Heading1"/>
+        <w:keepNext/>
         <w:widowControl w:val="0"/>
         <w:spacing w:before="816" w:line="240" w:lineRule="auto"/>
         <w:ind w:right="407"/>
@@ -1243,6 +1284,10 @@
         <w:gridCol w:w="3010"/>
       </w:tblGrid>
       <w:tr>
+        <w:trPr>
+          <w:cantSplit/>
+          <w:tblHeader/>
+        </w:trPr>
         <w:tc>
           <w:tcPr>
             <w:tcW w:w="3009" w:type="dxa"/>
@@ -1255,6 +1300,7 @@
           </w:tcPr>
           <w:p>
             <w:pPr>
+              <w:keepNext/>
               <w:widowControl w:val="0"/>
               <w:spacing w:line="240" w:lineRule="auto"/>
               <w:jc w:val="center"/>
@@ -1288,6 +1334,7 @@
           </w:tcPr>
           <w:p>
             <w:pPr>
+              <w:keepNext/>
               <w:widowControl w:val="0"/>
               <w:spacing w:line="240" w:lineRule="auto"/>
               <w:jc w:val="center"/>
@@ -1321,6 +1368,7 @@
           </w:tcPr>
           <w:p>
             <w:pPr>
+              <w:keepNext/>
               <w:widowControl w:val="0"/>
               <w:spacing w:line="240" w:lineRule="auto"/>
               <w:jc w:val="center"/>
@@ -1344,6 +1392,9 @@
         </w:tc>
       </w:tr>
       <w:tr>
+        <w:trPr>
+          <w:cantSplit/>
+        </w:trPr>
         <w:tc>
           <w:tcPr>
             <w:tcW w:w="3009" w:type="dxa"/>
@@ -1392,6 +1443,9 @@
         </w:tc>
       </w:tr>
       <w:tr>
+        <w:trPr>
+          <w:cantSplit/>
+        </w:trPr>
         <w:tc>
           <w:tcPr>
             <w:tcW w:w="3009" w:type="dxa"/>
@@ -1463,6 +1517,9 @@
         </w:tc>
       </w:tr>
       <w:tr>
+        <w:trPr>
+          <w:cantSplit/>
+        </w:trPr>
         <w:tc>
           <w:tcPr>
             <w:tcW w:w="3009" w:type="dxa"/>
@@ -1537,6 +1594,7 @@
     <w:p>
       <w:pPr>
         <w:pStyle w:val="Heading1"/>
+        <w:keepNext/>
         <w:widowControl w:val="0"/>
         <w:spacing w:before="816" w:line="240" w:lineRule="auto"/>
         <w:ind w:right="407"/>
@@ -1578,6 +1636,10 @@
         <w:gridCol w:w="2235"/>
       </w:tblGrid>
       <w:tr>
+        <w:trPr>
+          <w:cantSplit/>
+          <w:tblHeader/>
+        </w:trPr>
         <w:tc>
           <w:tcPr>
             <w:tcW w:w="810" w:type="dxa"/>
@@ -1590,6 +1652,7 @@
           </w:tcPr>
           <w:p>
             <w:pPr>
+              <w:keepNext/>
               <w:widowControl w:val="0"/>
               <w:pBdr>
                 <w:top w:val="nil"/>
@@ -1630,6 +1693,7 @@
           </w:tcPr>
           <w:p>
             <w:pPr>
+              <w:keepNext/>
               <w:widowControl w:val="0"/>
               <w:spacing w:line="240" w:lineRule="auto"/>
               <w:jc w:val="center"/>
@@ -1663,6 +1727,7 @@
           </w:tcPr>
           <w:p>
             <w:pPr>
+              <w:keepNext/>
               <w:widowControl w:val="0"/>
               <w:pBdr>
                 <w:top w:val="nil"/>
@@ -1703,6 +1768,7 @@
           </w:tcPr>
           <w:p>
             <w:pPr>
+              <w:keepNext/>
               <w:widowControl w:val="0"/>
               <w:pBdr>
                 <w:top w:val="nil"/>
@@ -1733,6 +1799,9 @@
         </w:tc>
       </w:tr>
       <w:tr>
+        <w:trPr>
+          <w:cantSplit/>
+        </w:trPr>
         <w:tc>
           <w:tcPr>
             <w:tcW w:w="810" w:type="dxa"/>
@@ -1835,6 +1904,9 @@
         </w:tc>
       </w:tr>
       <w:tr>
+        <w:trPr>
+          <w:cantSplit/>
+        </w:trPr>
         <w:tc>
           <w:tcPr>
             <w:tcW w:w="810" w:type="dxa"/>
@@ -1937,6 +2009,9 @@
         </w:tc>
       </w:tr>
       <w:tr>
+        <w:trPr>
+          <w:cantSplit/>
+        </w:trPr>
         <w:tc>
           <w:tcPr>
             <w:tcW w:w="810" w:type="dxa"/>
@@ -2377,7 +2452,7 @@
           <w:sz w:val="24"/>
           <w:szCs w:val="24"/>
         </w:rPr>
-        <w:t xml:space="preserve">Hasil yang dijaga: setiap pelatihan punya daftar hadir dan penilaian efektivitas yang berbukti, dan setiap kesenjangan yang ditemukan punya tindak lanjut.</w:t>
+        <w:t xml:space="preserve">Dengan laporan ini, setiap pelatihan memiliki daftar hadir dan penilaian efektivitas yang berbukti. Setiap kesenjangan yang ditemukan juga memiliki tindak lanjut.</w:t>
       </w:r>
     </w:p>
     <w:p>
@@ -2414,11 +2489,12 @@
           <w:sz w:val="24"/>
           <w:szCs w:val="24"/>
         </w:rPr>
-        <w:t xml:space="preserve">Laporan ini dipakai untuk pelatihan yang sudah diselenggarakan bagi karyawan SINUX, baik oleh SINUX sendiri maupun oleh penyelenggara luar (USULAN). Sesi kesadaran ISO dan keamanan informasi dicatat di laporan ini juga (USULAN).</w:t>
+        <w:t xml:space="preserve">Laporan ini dipakai untuk pelatihan bagi karyawan SINUX yang sudah diselenggarakan, baik oleh SINUX sendiri maupun oleh penyelenggara luar (USULAN). Sesi kesadaran ISO dan keamanan informasi juga dicatat di laporan ini (USULAN).</w:t>
       </w:r>
     </w:p>
     <w:p>
       <w:pPr>
+        <w:keepNext/>
         <w:pBdr>
           <w:top w:val="nil"/>
           <w:left w:val="nil"/>
@@ -2473,6 +2549,7 @@
           </w:tcPr>
           <w:p>
             <w:pPr>
+              <w:keepNext/>
               <w:jc w:val="center"/>
               <w:rPr>
                 <w:sz w:val="24"/>
@@ -2503,6 +2580,7 @@
           </w:tcPr>
           <w:p>
             <w:pPr>
+              <w:keepNext/>
               <w:jc w:val="center"/>
               <w:rPr>
                 <w:sz w:val="24"/>
@@ -2578,7 +2656,7 @@
                 <w:sz w:val="24"/>
                 <w:szCs w:val="24"/>
               </w:rPr>
-              <w:t>Ada di SNX-HR-FRM-02: jadwal rencana, jenis pelatihan, dan sasaran peserta.</w:t>
+              <w:t>Diatur di SNX-HR-FRM-02: jadwal rencana, jenis pelatihan, dan sasaran peserta.</w:t>
             </w:r>
           </w:p>
         </w:tc>
@@ -2640,7 +2718,7 @@
                 <w:sz w:val="24"/>
                 <w:szCs w:val="24"/>
               </w:rPr>
-              <w:t>Menjadi isi SOP Training &amp; Development (dalam peninjauan). Laporan ini hanya mencatat pelatihan yang sudah berlangsung.</w:t>
+              <w:t>Diatur di SOP Training &amp; Development (dalam review). Laporan ini hanya mencatat pelatihan yang sudah berlangsung.</w:t>
             </w:r>
           </w:p>
         </w:tc>
@@ -2702,7 +2780,7 @@
                 <w:sz w:val="24"/>
                 <w:szCs w:val="24"/>
               </w:rPr>
-              <w:t>Ada di SNX-HR-FRM-01.</w:t>
+              <w:t>Diatur di SNX-HR-FRM-01.</w:t>
             </w:r>
           </w:p>
         </w:tc>
@@ -2859,6 +2937,7 @@
     <w:p>
       <w:pPr>
         <w:pStyle w:val="Heading1"/>
+        <w:keepNext/>
         <w:numPr>
           <w:ilvl w:val="0"/>
           <w:numId w:val="7"/>
@@ -2901,6 +2980,7 @@
           </w:tcPr>
           <w:p>
             <w:pPr>
+              <w:keepNext/>
               <w:jc w:val="center"/>
               <w:rPr>
                 <w:sz w:val="24"/>
@@ -2931,6 +3011,7 @@
           </w:tcPr>
           <w:p>
             <w:pPr>
+              <w:keepNext/>
               <w:jc w:val="center"/>
               <w:rPr>
                 <w:sz w:val="24"/>
@@ -3254,7 +3335,7 @@
                 <w:sz w:val="24"/>
                 <w:szCs w:val="24"/>
               </w:rPr>
-              <w:t>Tabel di bagian 7 yang memuat nama peserta, status kehadiran, dan tanda tangan untuk satu pelatihan.</w:t>
+              <w:t>Tabel di bagian Isi Laporan yang memuat nama peserta, status kehadiran, dan tanda tangan untuk satu pelatihan.</w:t>
             </w:r>
           </w:p>
         </w:tc>
@@ -3316,7 +3397,7 @@
                 <w:sz w:val="24"/>
                 <w:szCs w:val="24"/>
               </w:rPr>
-              <w:t>Pengetahuan, keterampilan, atau perilaku yang harus dicapai peserta sesudah pelatihan.</w:t>
+              <w:t>Pengetahuan, keterampilan, atau perilaku yang harus dicapai peserta setelah pelatihan.</w:t>
             </w:r>
           </w:p>
         </w:tc>
@@ -3564,7 +3645,7 @@
                 <w:sz w:val="24"/>
                 <w:szCs w:val="24"/>
               </w:rPr>
-              <w:t>Jabatan tujuan lapor langsung seorang peserta menurut SNX-HR-ORG-01.</w:t>
+              <w:t>Jabatan tempat seorang peserta melapor langsung menurut SNX-HR-ORG-01.</w:t>
             </w:r>
           </w:p>
         </w:tc>
@@ -3626,7 +3707,7 @@
                 <w:sz w:val="24"/>
                 <w:szCs w:val="24"/>
               </w:rPr>
-              <w:t>Tanggal penilaian E3 dan E4, sesudah peserta kembali bekerja.</w:t>
+              <w:t>Tanggal penilaian E3 dan E4 setelah peserta kembali bekerja.</w:t>
             </w:r>
           </w:p>
         </w:tc>
@@ -3874,7 +3955,7 @@
                 <w:sz w:val="24"/>
                 <w:szCs w:val="24"/>
               </w:rPr>
-              <w:t>Perubahan hasil kerja yang dituju pelatihan.</w:t>
+              <w:t>Perubahan hasil kerja yang menjadi sasaran pelatihan.</w:t>
             </w:r>
           </w:p>
         </w:tc>
@@ -3936,7 +4017,7 @@
                 <w:sz w:val="24"/>
                 <w:szCs w:val="24"/>
               </w:rPr>
-              <w:t>Laporan ini sesudah diisi untuk satu pelatihan.</w:t>
+              <w:t>Laporan ini setelah diisi untuk satu pelatihan.</w:t>
             </w:r>
           </w:p>
         </w:tc>
@@ -4045,6 +4126,7 @@
     </w:p>
     <w:p>
       <w:pPr>
+        <w:keepNext/>
         <w:pBdr>
           <w:top w:val="nil"/>
           <w:left w:val="nil"/>
@@ -4064,7 +4146,7 @@
           <w:sz w:val="24"/>
           <w:szCs w:val="24"/>
         </w:rPr>
-        <w:t xml:space="preserve">Daftar nilai berikut berstatus (USULAN).</w:t>
+        <w:t xml:space="preserve">Daftar nilai berikut belum diputus (USULAN).</w:t>
       </w:r>
     </w:p>
     <w:tbl>
@@ -4100,6 +4182,7 @@
           </w:tcPr>
           <w:p>
             <w:pPr>
+              <w:keepNext/>
               <w:jc w:val="center"/>
               <w:rPr>
                 <w:sz w:val="24"/>
@@ -4130,6 +4213,7 @@
           </w:tcPr>
           <w:p>
             <w:pPr>
+              <w:keepNext/>
               <w:jc w:val="center"/>
               <w:rPr>
                 <w:sz w:val="24"/>
@@ -4160,6 +4244,7 @@
           </w:tcPr>
           <w:p>
             <w:pPr>
+              <w:keepNext/>
               <w:jc w:val="center"/>
               <w:rPr>
                 <w:sz w:val="24"/>
@@ -4252,7 +4337,7 @@
           </w:tcPr>
           <w:p>
             <w:pPr>
-              <w:jc w:val="both"/>
+              <w:jc w:val="left"/>
               <w:rPr>
                 <w:sz w:val="24"/>
                 <w:szCs w:val="24"/>
@@ -4343,7 +4428,7 @@
           </w:tcPr>
           <w:p>
             <w:pPr>
-              <w:jc w:val="both"/>
+              <w:jc w:val="left"/>
               <w:rPr>
                 <w:sz w:val="24"/>
                 <w:szCs w:val="24"/>
@@ -4434,7 +4519,7 @@
           </w:tcPr>
           <w:p>
             <w:pPr>
-              <w:jc w:val="both"/>
+              <w:jc w:val="left"/>
               <w:rPr>
                 <w:sz w:val="24"/>
                 <w:szCs w:val="24"/>
@@ -4525,7 +4610,7 @@
           </w:tcPr>
           <w:p>
             <w:pPr>
-              <w:jc w:val="both"/>
+              <w:jc w:val="left"/>
               <w:rPr>
                 <w:sz w:val="24"/>
                 <w:szCs w:val="24"/>
@@ -4616,7 +4701,7 @@
           </w:tcPr>
           <w:p>
             <w:pPr>
-              <w:jc w:val="both"/>
+              <w:jc w:val="left"/>
               <w:rPr>
                 <w:sz w:val="24"/>
                 <w:szCs w:val="24"/>
@@ -4707,7 +4792,7 @@
           </w:tcPr>
           <w:p>
             <w:pPr>
-              <w:jc w:val="both"/>
+              <w:jc w:val="left"/>
               <w:rPr>
                 <w:sz w:val="24"/>
                 <w:szCs w:val="24"/>
@@ -4798,7 +4883,7 @@
           </w:tcPr>
           <w:p>
             <w:pPr>
-              <w:jc w:val="both"/>
+              <w:jc w:val="left"/>
               <w:rPr>
                 <w:sz w:val="24"/>
                 <w:szCs w:val="24"/>
@@ -4889,7 +4974,7 @@
           </w:tcPr>
           <w:p>
             <w:pPr>
-              <w:jc w:val="both"/>
+              <w:jc w:val="left"/>
               <w:rPr>
                 <w:sz w:val="24"/>
                 <w:szCs w:val="24"/>
@@ -4980,7 +5065,7 @@
           </w:tcPr>
           <w:p>
             <w:pPr>
-              <w:jc w:val="both"/>
+              <w:jc w:val="left"/>
               <w:rPr>
                 <w:sz w:val="24"/>
                 <w:szCs w:val="24"/>
@@ -5071,7 +5156,7 @@
           </w:tcPr>
           <w:p>
             <w:pPr>
-              <w:jc w:val="both"/>
+              <w:jc w:val="left"/>
               <w:rPr>
                 <w:sz w:val="24"/>
                 <w:szCs w:val="24"/>
@@ -5195,7 +5280,7 @@
           <w:sz w:val="24"/>
           <w:szCs w:val="24"/>
         </w:rPr>
-        <w:t xml:space="preserve">4.3 HR Lead menetapkan Tujuan Pembelajaran dan Kriteria Keberhasilan sebelum pelatihan dimulai, supaya Kesimpulan Efektivitas punya pembanding (USULAN).</w:t>
+        <w:t xml:space="preserve">4.3 HR Lead menetapkan Tujuan Pembelajaran dan Kriteria Keberhasilan sebelum pelatihan dimulai, sebagai pembanding untuk Kesimpulan Efektivitas (USULAN).</w:t>
       </w:r>
     </w:p>
     <w:p>
@@ -5267,7 +5352,7 @@
           <w:sz w:val="24"/>
           <w:szCs w:val="24"/>
         </w:rPr>
-        <w:t xml:space="preserve">4.6 HRGA Officer mencatat hasil E1 dan E2 sesudah pelatihan selesai, dan hasil E3 dan E4 pada Tanggal Evaluasi Lanjutan. HR Lead menetapkan tanggal itu untuk tiap pelatihan (USULAN).</w:t>
+        <w:t xml:space="preserve">4.6 HRGA Officer mencatat hasil E1 dan E2 setelah pelatihan selesai, dan hasil E3 dan E4 pada Tanggal Evaluasi Lanjutan. HR Lead menetapkan tanggal itu untuk tiap pelatihan (USULAN).</w:t>
       </w:r>
     </w:p>
     <w:p>
@@ -5291,7 +5376,7 @@
           <w:sz w:val="24"/>
           <w:szCs w:val="24"/>
         </w:rPr>
-        <w:t xml:space="preserve">4.7 HRGA Officer menulis Tidak Dinilai di Ringkasan Hasil untuk aspek yang tidak dinilai, dan di Status Hasil untuk peserta yang tidak dinilai, dengan alasan di kolom Catatan. HRGA Officer tidak menulis hasil yang tidak punya bukti.</w:t>
+        <w:t xml:space="preserve">4.7 HRGA Officer menulis Tidak Dinilai di Ringkasan Hasil untuk aspek yang tidak dinilai, dan di Status Hasil untuk peserta yang tidak dinilai, dengan alasan di kolom Catatan. Hasil tanpa bukti tidak dicatat.</w:t>
       </w:r>
     </w:p>
     <w:p>
@@ -5315,7 +5400,7 @@
           <w:sz w:val="24"/>
           <w:szCs w:val="24"/>
         </w:rPr>
-        <w:t xml:space="preserve">4.8 HR Lead membandingkan hasil E1 sampai E4 dengan Kriteria Keberhasilan dan menetapkan Kesimpulan Efektivitas, sesuai uraian jabatan HR Lead di SNX-HR-JA-01 (JA-14 butir 5).</w:t>
+        <w:t xml:space="preserve">4.8 HR Lead membandingkan hasil E1 sampai E4 dengan Kriteria Keberhasilan, lalu menetapkan Kesimpulan Efektivitas sesuai uraian jabatan HR Lead di SNX-HR-JA-01 (JA-14 butir 5).</w:t>
       </w:r>
     </w:p>
     <w:p>
@@ -5387,7 +5472,7 @@
           <w:sz w:val="24"/>
           <w:szCs w:val="24"/>
         </w:rPr>
-        <w:t xml:space="preserve">4.11 Laporan ini dan laporan terisi berklasifikasi RESTRICTED (Internal) menurut SNX-ISMS-PRO-01, yang menyebut data karyawan sebagai contoh tingkat itu. Penyimpanan laporan terisi mengikuti butir 4.8 dokumen itu.</w:t>
+        <w:t xml:space="preserve">4.11 Laporan ini dan laporan terisi berklasifikasi RESTRICTED (Internal) sesuai SNX-ISMS-PRO-01, yang menyebut data karyawan sebagai contoh tingkat itu. Penyimpanan laporan terisi mengikuti butir 4.8 dokumen itu.</w:t>
       </w:r>
     </w:p>
     <w:p>
@@ -5405,6 +5490,7 @@
     </w:p>
     <w:p>
       <w:pPr>
+        <w:keepNext/>
         <w:pBdr>
           <w:top w:val="nil"/>
           <w:left w:val="nil"/>
@@ -5424,7 +5510,7 @@
           <w:sz w:val="24"/>
           <w:szCs w:val="24"/>
         </w:rPr>
-        <w:t xml:space="preserve">Pembagian tugas berikut berstatus (USULAN). Dasarnya uraian jabatan HRGA Officer (JA-12 butir 6) dan HR Lead (JA-14 butir 5) di SNX-HR-JA-01.</w:t>
+        <w:t xml:space="preserve">Pembagian tugas berikut disusun dari uraian jabatan HRGA Officer (JA-12 butir 6) dan HR Lead (JA-14 butir 5) di SNX-HR-JA-01, dan belum diputus (USULAN).</w:t>
       </w:r>
     </w:p>
     <w:tbl>
@@ -5459,6 +5545,7 @@
           </w:tcPr>
           <w:p>
             <w:pPr>
+              <w:keepNext/>
               <w:jc w:val="center"/>
               <w:rPr>
                 <w:sz w:val="24"/>
@@ -5489,6 +5576,7 @@
           </w:tcPr>
           <w:p>
             <w:pPr>
+              <w:keepNext/>
               <w:jc w:val="center"/>
               <w:rPr>
                 <w:sz w:val="24"/>
@@ -5564,7 +5652,7 @@
                 <w:sz w:val="24"/>
                 <w:szCs w:val="24"/>
               </w:rPr>
-              <w:t>Menetapkan Tujuan Pembelajaran, Kriteria Keberhasilan, dan Tanggal Evaluasi Lanjutan. Menetapkan Kesimpulan Efektivitas, tindakan atas Kesenjangan, dan pelatihan susulan. Memeriksa laporan terisi (butir 4.3, 4.6, 4.8 sampai 4.10).</w:t>
+              <w:t>Menetapkan Tujuan Pembelajaran, Kriteria Keberhasilan, dan Tanggal Evaluasi Lanjutan. Menetapkan Kesimpulan Efektivitas, tindakan atas Kesenjangan, dan pelatihan susulan. Memeriksa laporan terisi.</w:t>
             </w:r>
           </w:p>
         </w:tc>
@@ -5626,7 +5714,7 @@
                 <w:sz w:val="24"/>
                 <w:szCs w:val="24"/>
               </w:rPr>
-              <w:t>Mencatat penetapan HR Lead, data pelatihan, kehadiran, hasil evaluasi, dan tindak lanjut di laporan. Mengumpulkan bukti dan menyimpan laporan terisi (butir 4.2, 4.5 sampai 4.7, 4.9, dan 4.11).</w:t>
+              <w:t>Mencatat penetapan HR Lead, data pelatihan, kehadiran, hasil evaluasi, dan tindak lanjut di laporan. Mengumpulkan bukti dan menyimpan laporan terisi.</w:t>
             </w:r>
           </w:p>
         </w:tc>
@@ -5688,7 +5776,7 @@
                 <w:sz w:val="24"/>
                 <w:szCs w:val="24"/>
               </w:rPr>
-              <w:t>Menandatangani Daftar Hadir dan mengisi umpan balik E1 (butir 4.4 dan 4.5).</w:t>
+              <w:t>Menandatangani Daftar Hadir dan mengisi umpan balik E1.</w:t>
             </w:r>
           </w:p>
         </w:tc>
@@ -5750,7 +5838,7 @@
                 <w:sz w:val="24"/>
                 <w:szCs w:val="24"/>
               </w:rPr>
-              <w:t>Menilai pemahaman peserta (E2) dan menyerahkan hasilnya ke HRGA Officer (butir 4.5).</w:t>
+              <w:t>Menilai pemahaman peserta (E2) dan menyerahkan hasilnya ke HRGA Officer.</w:t>
             </w:r>
           </w:p>
         </w:tc>
@@ -5812,7 +5900,7 @@
                 <w:sz w:val="24"/>
                 <w:szCs w:val="24"/>
               </w:rPr>
-              <w:t>Menilai penerapan (E3) dan hasil pekerjaan (E4) peserta, lalu menyerahkan penilaiannya ke HRGA Officer (butir 4.5 dan 4.6).</w:t>
+              <w:t>Menilai penerapan (E3) dan hasil pekerjaan (E4) peserta, lalu menyerahkan penilaiannya ke HRGA Officer.</w:t>
             </w:r>
           </w:p>
         </w:tc>
@@ -5874,7 +5962,7 @@
                 <w:sz w:val="24"/>
                 <w:szCs w:val="24"/>
               </w:rPr>
-              <w:t>Menyetujui laporan ini lewat blok Approved By pada halaman depan.</w:t>
+              <w:t>Menyetujui laporan ini melalui blok Approved By pada halaman depan.</w:t>
             </w:r>
           </w:p>
         </w:tc>
@@ -5938,7 +6026,7 @@
           <w:sz w:val="24"/>
           <w:szCs w:val="24"/>
         </w:rPr>
-        <w:t xml:space="preserve">6.1 HR Lead menetapkan Tujuan Pembelajaran, Kriteria Keberhasilan, dan Tanggal Evaluasi Lanjutan (butir 4.3 dan 4.6).</w:t>
+        <w:t xml:space="preserve">6.1 Tujuan Pembelajaran, Kriteria Keberhasilan, dan Tanggal Evaluasi Lanjutan ditetapkan HR Lead (butir 4.3 dan 4.6).</w:t>
       </w:r>
     </w:p>
     <w:p>
@@ -5962,7 +6050,7 @@
           <w:sz w:val="24"/>
           <w:szCs w:val="24"/>
         </w:rPr>
-        <w:t xml:space="preserve">6.2 HRGA Officer mencatat penetapan itu dan data pelatihan di tabel Informasi Pelatihan: judul, jenis menurut daftar di SNX-HR-FRM-02, penyelenggara, pelatih, tanggal, dan lokasi atau media.</w:t>
+        <w:t xml:space="preserve">6.2 Catat penetapan itu dan data pelatihan di tabel Informasi Pelatihan: judul, jenis menurut daftar di SNX-HR-FRM-02, penyelenggara, pelatih, tanggal, dan lokasi atau media.</w:t>
       </w:r>
     </w:p>
     <w:p>
@@ -5986,7 +6074,7 @@
           <w:sz w:val="24"/>
           <w:szCs w:val="24"/>
         </w:rPr>
-        <w:t xml:space="preserve">6.3 HRGA Officer menulis di Rujukan Rencana kode pelatihan itu di Tabel 1 SNX-HR-FRM-02. Bila pelatihan tidak ada di sana, kolom dibiarkan kosong.</w:t>
+        <w:t xml:space="preserve">6.3 Tulis kode pelatihan dari Tabel 1 SNX-HR-FRM-02 di Rujukan Rencana. Jika pelatihan tidak tercantum di sana, kosongkan kolom ini.</w:t>
       </w:r>
     </w:p>
     <w:p>
@@ -6010,7 +6098,7 @@
           <w:sz w:val="24"/>
           <w:szCs w:val="24"/>
         </w:rPr>
-        <w:t xml:space="preserve">6.4 HRGA Officer menulis nama, jabatan, dan unit peserta terdaftar di Daftar Hadir.</w:t>
+        <w:t xml:space="preserve">6.4 Tulis nama, jabatan, dan unit peserta terdaftar di Daftar Hadir.</w:t>
       </w:r>
     </w:p>
     <w:p>
@@ -6034,7 +6122,7 @@
           <w:sz w:val="24"/>
           <w:szCs w:val="24"/>
         </w:rPr>
-        <w:t xml:space="preserve">6.5 Peserta menandatangani Daftar Hadir (butir 4.4).</w:t>
+        <w:t xml:space="preserve">6.5 Pada hari pelatihan, Daftar Hadir ditandatangani setiap Peserta (butir 4.4).</w:t>
       </w:r>
     </w:p>
     <w:p>
@@ -6058,7 +6146,7 @@
           <w:sz w:val="24"/>
           <w:szCs w:val="24"/>
         </w:rPr>
-        <w:t xml:space="preserve">6.6 HRGA Officer mengisi Status Kehadiran tiap peserta dari tanda tangan itu, dan menulis alasan peserta Tidak Hadir di kolom Keterangan.</w:t>
+        <w:t xml:space="preserve">6.6 Isi Status Kehadiran tiap peserta berdasarkan tanda tangan itu, lalu tulis alasan peserta Tidak Hadir di kolom Keterangan.</w:t>
       </w:r>
     </w:p>
     <w:p>
@@ -6082,7 +6170,7 @@
           <w:sz w:val="24"/>
           <w:szCs w:val="24"/>
         </w:rPr>
-        <w:t xml:space="preserve">6.7 HRGA Officer menulis jumlah peserta terdaftar, Hadir, dan Tidak Hadir di Ringkasan Kehadiran.</w:t>
+        <w:t xml:space="preserve">6.7 Tulis jumlah peserta terdaftar, Hadir, dan Tidak Hadir di Ringkasan Kehadiran.</w:t>
       </w:r>
     </w:p>
     <w:p>
@@ -6106,7 +6194,7 @@
           <w:sz w:val="24"/>
           <w:szCs w:val="24"/>
         </w:rPr>
-        <w:t xml:space="preserve">6.8 Peserta mengisi umpan balik tentang materi, pelatih, dan penyelenggaraan pada akhir pelatihan.</w:t>
+        <w:t xml:space="preserve">6.8 Di akhir pelatihan, umpan balik tentang materi, pelatih, dan penyelenggaraan diisi oleh Peserta.</w:t>
       </w:r>
     </w:p>
     <w:p>
@@ -6130,7 +6218,7 @@
           <w:sz w:val="24"/>
           <w:szCs w:val="24"/>
         </w:rPr>
-        <w:t xml:space="preserve">6.9 Pelatih menilai pemahaman tiap peserta Hadir terhadap Tujuan Pembelajaran, lalu menyerahkan hasilnya ke HRGA Officer.</w:t>
+        <w:t xml:space="preserve">6.9 Pemahaman tiap peserta Hadir terhadap Tujuan Pembelajaran dinilai Pelatih, lalu hasilnya diserahkan ke HRGA Officer.</w:t>
       </w:r>
     </w:p>
     <w:p>
@@ -6154,7 +6242,7 @@
           <w:sz w:val="24"/>
           <w:szCs w:val="24"/>
         </w:rPr>
-        <w:t xml:space="preserve">6.10 Atasan langsung peserta menilai penerapan dan hasil pekerjaan pada Tanggal Evaluasi Lanjutan, lalu menyerahkan penilaiannya ke HRGA Officer.</w:t>
+        <w:t xml:space="preserve">6.10 Pada Tanggal Evaluasi Lanjutan, penerapan dan hasil pekerjaan peserta dinilai Atasan langsung, lalu penilaiannya diserahkan ke HRGA Officer.</w:t>
       </w:r>
     </w:p>
     <w:p>
@@ -6178,7 +6266,7 @@
           <w:sz w:val="24"/>
           <w:szCs w:val="24"/>
         </w:rPr>
-        <w:t xml:space="preserve">6.11 HRGA Officer mengisi tabel Evaluasi Efektivitas per Aspek untuk E1 sampai E4 (butir 4.5 dan 4.6).</w:t>
+        <w:t xml:space="preserve">6.11 Isi tabel Evaluasi Efektivitas per Aspek untuk E1 sampai E4 (butir 4.5 dan 4.6).</w:t>
       </w:r>
     </w:p>
     <w:p>
@@ -6202,7 +6290,7 @@
           <w:sz w:val="24"/>
           <w:szCs w:val="24"/>
         </w:rPr>
-        <w:t xml:space="preserve">6.12 HRGA Officer mencatat hasil E2 sampai E4 tiap peserta di tabel Hasil per Peserta, dengan nama sama seperti di Daftar Hadir.</w:t>
+        <w:t xml:space="preserve">6.12 Catat hasil E2 sampai E4 tiap peserta di tabel Hasil per Peserta, dengan nama yang sama seperti di Daftar Hadir.</w:t>
       </w:r>
     </w:p>
     <w:p>
@@ -6226,7 +6314,7 @@
           <w:sz w:val="24"/>
           <w:szCs w:val="24"/>
         </w:rPr>
-        <w:t xml:space="preserve">6.13 HRGA Officer mengisi Tidak Dinilai untuk aspek atau peserta yang tidak dinilai (butir 4.7).</w:t>
+        <w:t xml:space="preserve">6.13 Isi Tidak Dinilai untuk aspek atau peserta yang tidak dinilai (butir 4.7).</w:t>
       </w:r>
     </w:p>
     <w:p>
@@ -6250,7 +6338,7 @@
           <w:sz w:val="24"/>
           <w:szCs w:val="24"/>
         </w:rPr>
-        <w:t xml:space="preserve">6.14 HR Lead mengisi tabel Kesimpulan Efektivitas (butir 4.8).</w:t>
+        <w:t xml:space="preserve">6.14 Tabel Kesimpulan Efektivitas diisi HR Lead (butir 4.8).</w:t>
       </w:r>
     </w:p>
     <w:p>
@@ -6274,7 +6362,7 @@
           <w:sz w:val="24"/>
           <w:szCs w:val="24"/>
         </w:rPr>
-        <w:t xml:space="preserve">6.15 HR Lead menetapkan tindakan atas tiap Kesenjangan (butir 4.9).</w:t>
+        <w:t xml:space="preserve">6.15 Tindakan atas tiap Kesenjangan ditetapkan HR Lead (butir 4.9).</w:t>
       </w:r>
     </w:p>
     <w:p>
@@ -6298,7 +6386,7 @@
           <w:sz w:val="24"/>
           <w:szCs w:val="24"/>
         </w:rPr>
-        <w:t xml:space="preserve">6.16 HRGA Officer mencatat penetapan itu di tabel Tindak Lanjut, dan memperbarui kolom Status sampai Selesai.</w:t>
+        <w:t xml:space="preserve">6.16 Catat penetapan itu di tabel Tindak Lanjut, lalu perbarui kolom Status sampai Selesai.</w:t>
       </w:r>
     </w:p>
     <w:p>
@@ -6322,7 +6410,7 @@
           <w:sz w:val="24"/>
           <w:szCs w:val="24"/>
         </w:rPr>
-        <w:t xml:space="preserve">6.17 HRGA Officer menandatangani baris Pencatat di tabel Pengesahan Laporan Terisi.</w:t>
+        <w:t xml:space="preserve">6.17 Tanda tangani baris Pencatat di tabel Pengesahan Laporan Terisi.</w:t>
       </w:r>
     </w:p>
     <w:p>
@@ -6346,7 +6434,7 @@
           <w:sz w:val="24"/>
           <w:szCs w:val="24"/>
         </w:rPr>
-        <w:t xml:space="preserve">6.18 HR Lead memeriksa laporan terisi dan menandatangani baris Pemeriksa.</w:t>
+        <w:t xml:space="preserve">6.18 Laporan terisi lalu diperiksa HR Lead, yang menandatangani baris Pemeriksa.</w:t>
       </w:r>
     </w:p>
     <w:p>
@@ -6370,7 +6458,7 @@
           <w:sz w:val="24"/>
           <w:szCs w:val="24"/>
         </w:rPr>
-        <w:t xml:space="preserve">6.19 HRGA Officer menyimpan laporan terisi beserta bukti di lokasi pada bagian 8.</w:t>
+        <w:t xml:space="preserve">6.19 Simpan laporan terisi beserta buktinya di folder Google Drive departemen Human Resources (USULAN).</w:t>
       </w:r>
     </w:p>
     <w:p>
@@ -6407,12 +6495,13 @@
           <w:sz w:val="24"/>
           <w:szCs w:val="24"/>
         </w:rPr>
-        <w:t xml:space="preserve">Semua sel isian kosong sampai HRGA Officer mengisinya untuk satu pelatihan. Kolom Kode dan Aspek pada tabel Evaluasi Efektivitas per Aspek sudah terisi. Baris pada Daftar Hadir, Hasil per Peserta, dan Tindak Lanjut dapat ditambah sesuai kebutuhan.</w:t>
+        <w:t xml:space="preserve">Sel isian diisi HRGA Officer untuk satu pelatihan. Kolom Kode dan Aspek pada tabel Evaluasi Efektivitas per Aspek sudah terisi. Tambah baris pada Daftar Hadir, Hasil per Peserta, dan Tindak Lanjut sesuai kebutuhan.</w:t>
       </w:r>
     </w:p>
     <w:p>
       <w:pPr>
         <w:pStyle w:val="Heading2"/>
+        <w:keepNext/>
         <w:numPr>
           <w:ilvl w:val="1"/>
           <w:numId w:val="7"/>
@@ -6455,6 +6544,7 @@
           </w:tcPr>
           <w:p>
             <w:pPr>
+              <w:keepNext/>
               <w:jc w:val="center"/>
               <w:rPr>
                 <w:sz w:val="24"/>
@@ -6485,6 +6575,7 @@
           </w:tcPr>
           <w:p>
             <w:pPr>
+              <w:keepNext/>
               <w:jc w:val="center"/>
               <w:rPr>
                 <w:sz w:val="24"/>
@@ -7141,6 +7232,7 @@
     <w:p>
       <w:pPr>
         <w:pStyle w:val="Heading2"/>
+        <w:keepNext/>
         <w:numPr>
           <w:ilvl w:val="1"/>
           <w:numId w:val="7"/>
@@ -7188,6 +7280,7 @@
           </w:tcPr>
           <w:p>
             <w:pPr>
+              <w:keepNext/>
               <w:jc w:val="center"/>
               <w:rPr>
                 <w:sz w:val="24"/>
@@ -7218,6 +7311,7 @@
           </w:tcPr>
           <w:p>
             <w:pPr>
+              <w:keepNext/>
               <w:jc w:val="center"/>
               <w:rPr>
                 <w:sz w:val="24"/>
@@ -7248,6 +7342,7 @@
           </w:tcPr>
           <w:p>
             <w:pPr>
+              <w:keepNext/>
               <w:jc w:val="center"/>
               <w:rPr>
                 <w:sz w:val="24"/>
@@ -7278,6 +7373,7 @@
           </w:tcPr>
           <w:p>
             <w:pPr>
+              <w:keepNext/>
               <w:jc w:val="center"/>
               <w:rPr>
                 <w:sz w:val="24"/>
@@ -7308,6 +7404,7 @@
           </w:tcPr>
           <w:p>
             <w:pPr>
+              <w:keepNext/>
               <w:jc w:val="center"/>
               <w:rPr>
                 <w:sz w:val="24"/>
@@ -7338,6 +7435,7 @@
           </w:tcPr>
           <w:p>
             <w:pPr>
+              <w:keepNext/>
               <w:jc w:val="center"/>
               <w:rPr>
                 <w:sz w:val="24"/>
@@ -7368,6 +7466,7 @@
           </w:tcPr>
           <w:p>
             <w:pPr>
+              <w:keepNext/>
               <w:jc w:val="center"/>
               <w:rPr>
                 <w:sz w:val="24"/>
@@ -7390,6 +7489,7 @@
         <w:trPr>
           <w:cantSplit/>
           <w:jc w:val="center"/>
+          <w:trHeight w:val="510" w:hRule="atLeast"/>
         </w:trPr>
         <w:tc>
           <w:tcPr>
@@ -7459,7 +7559,7 @@
           </w:tcPr>
           <w:p>
             <w:pPr>
-              <w:jc w:val="both"/>
+              <w:jc w:val="left"/>
               <w:rPr>
                 <w:sz w:val="24"/>
                 <w:szCs w:val="24"/>
@@ -7487,7 +7587,7 @@
           </w:tcPr>
           <w:p>
             <w:pPr>
-              <w:jc w:val="both"/>
+              <w:jc w:val="left"/>
               <w:rPr>
                 <w:sz w:val="24"/>
                 <w:szCs w:val="24"/>
@@ -7515,7 +7615,7 @@
           </w:tcPr>
           <w:p>
             <w:pPr>
-              <w:jc w:val="both"/>
+              <w:jc w:val="left"/>
               <w:rPr>
                 <w:sz w:val="24"/>
                 <w:szCs w:val="24"/>
@@ -7543,7 +7643,7 @@
           </w:tcPr>
           <w:p>
             <w:pPr>
-              <w:jc w:val="both"/>
+              <w:jc w:val="left"/>
               <w:rPr>
                 <w:sz w:val="24"/>
                 <w:szCs w:val="24"/>
@@ -7571,7 +7671,7 @@
           </w:tcPr>
           <w:p>
             <w:pPr>
-              <w:jc w:val="both"/>
+              <w:jc w:val="left"/>
               <w:rPr>
                 <w:sz w:val="24"/>
                 <w:szCs w:val="24"/>
@@ -7591,6 +7691,7 @@
         <w:trPr>
           <w:cantSplit/>
           <w:jc w:val="center"/>
+          <w:trHeight w:val="510" w:hRule="atLeast"/>
         </w:trPr>
         <w:tc>
           <w:tcPr>
@@ -7660,7 +7761,7 @@
           </w:tcPr>
           <w:p>
             <w:pPr>
-              <w:jc w:val="both"/>
+              <w:jc w:val="left"/>
               <w:rPr>
                 <w:sz w:val="24"/>
                 <w:szCs w:val="24"/>
@@ -7688,7 +7789,7 @@
           </w:tcPr>
           <w:p>
             <w:pPr>
-              <w:jc w:val="both"/>
+              <w:jc w:val="left"/>
               <w:rPr>
                 <w:sz w:val="24"/>
                 <w:szCs w:val="24"/>
@@ -7716,7 +7817,7 @@
           </w:tcPr>
           <w:p>
             <w:pPr>
-              <w:jc w:val="both"/>
+              <w:jc w:val="left"/>
               <w:rPr>
                 <w:sz w:val="24"/>
                 <w:szCs w:val="24"/>
@@ -7744,7 +7845,7 @@
           </w:tcPr>
           <w:p>
             <w:pPr>
-              <w:jc w:val="both"/>
+              <w:jc w:val="left"/>
               <w:rPr>
                 <w:sz w:val="24"/>
                 <w:szCs w:val="24"/>
@@ -7772,7 +7873,7 @@
           </w:tcPr>
           <w:p>
             <w:pPr>
-              <w:jc w:val="both"/>
+              <w:jc w:val="left"/>
               <w:rPr>
                 <w:sz w:val="24"/>
                 <w:szCs w:val="24"/>
@@ -7792,6 +7893,7 @@
         <w:trPr>
           <w:cantSplit/>
           <w:jc w:val="center"/>
+          <w:trHeight w:val="510" w:hRule="atLeast"/>
         </w:trPr>
         <w:tc>
           <w:tcPr>
@@ -7861,7 +7963,7 @@
           </w:tcPr>
           <w:p>
             <w:pPr>
-              <w:jc w:val="both"/>
+              <w:jc w:val="left"/>
               <w:rPr>
                 <w:sz w:val="24"/>
                 <w:szCs w:val="24"/>
@@ -7889,7 +7991,7 @@
           </w:tcPr>
           <w:p>
             <w:pPr>
-              <w:jc w:val="both"/>
+              <w:jc w:val="left"/>
               <w:rPr>
                 <w:sz w:val="24"/>
                 <w:szCs w:val="24"/>
@@ -7917,7 +8019,7 @@
           </w:tcPr>
           <w:p>
             <w:pPr>
-              <w:jc w:val="both"/>
+              <w:jc w:val="left"/>
               <w:rPr>
                 <w:sz w:val="24"/>
                 <w:szCs w:val="24"/>
@@ -7945,7 +8047,7 @@
           </w:tcPr>
           <w:p>
             <w:pPr>
-              <w:jc w:val="both"/>
+              <w:jc w:val="left"/>
               <w:rPr>
                 <w:sz w:val="24"/>
                 <w:szCs w:val="24"/>
@@ -7973,7 +8075,7 @@
           </w:tcPr>
           <w:p>
             <w:pPr>
-              <w:jc w:val="both"/>
+              <w:jc w:val="left"/>
               <w:rPr>
                 <w:sz w:val="24"/>
                 <w:szCs w:val="24"/>
@@ -7993,6 +8095,7 @@
         <w:trPr>
           <w:cantSplit/>
           <w:jc w:val="center"/>
+          <w:trHeight w:val="510" w:hRule="atLeast"/>
         </w:trPr>
         <w:tc>
           <w:tcPr>
@@ -8062,7 +8165,7 @@
           </w:tcPr>
           <w:p>
             <w:pPr>
-              <w:jc w:val="both"/>
+              <w:jc w:val="left"/>
               <w:rPr>
                 <w:sz w:val="24"/>
                 <w:szCs w:val="24"/>
@@ -8090,7 +8193,7 @@
           </w:tcPr>
           <w:p>
             <w:pPr>
-              <w:jc w:val="both"/>
+              <w:jc w:val="left"/>
               <w:rPr>
                 <w:sz w:val="24"/>
                 <w:szCs w:val="24"/>
@@ -8118,7 +8221,7 @@
           </w:tcPr>
           <w:p>
             <w:pPr>
-              <w:jc w:val="both"/>
+              <w:jc w:val="left"/>
               <w:rPr>
                 <w:sz w:val="24"/>
                 <w:szCs w:val="24"/>
@@ -8146,7 +8249,7 @@
           </w:tcPr>
           <w:p>
             <w:pPr>
-              <w:jc w:val="both"/>
+              <w:jc w:val="left"/>
               <w:rPr>
                 <w:sz w:val="24"/>
                 <w:szCs w:val="24"/>
@@ -8174,7 +8277,7 @@
           </w:tcPr>
           <w:p>
             <w:pPr>
-              <w:jc w:val="both"/>
+              <w:jc w:val="left"/>
               <w:rPr>
                 <w:sz w:val="24"/>
                 <w:szCs w:val="24"/>
@@ -8194,6 +8297,7 @@
         <w:trPr>
           <w:cantSplit/>
           <w:jc w:val="center"/>
+          <w:trHeight w:val="510" w:hRule="atLeast"/>
         </w:trPr>
         <w:tc>
           <w:tcPr>
@@ -8263,7 +8367,7 @@
           </w:tcPr>
           <w:p>
             <w:pPr>
-              <w:jc w:val="both"/>
+              <w:jc w:val="left"/>
               <w:rPr>
                 <w:sz w:val="24"/>
                 <w:szCs w:val="24"/>
@@ -8291,7 +8395,7 @@
           </w:tcPr>
           <w:p>
             <w:pPr>
-              <w:jc w:val="both"/>
+              <w:jc w:val="left"/>
               <w:rPr>
                 <w:sz w:val="24"/>
                 <w:szCs w:val="24"/>
@@ -8319,7 +8423,7 @@
           </w:tcPr>
           <w:p>
             <w:pPr>
-              <w:jc w:val="both"/>
+              <w:jc w:val="left"/>
               <w:rPr>
                 <w:sz w:val="24"/>
                 <w:szCs w:val="24"/>
@@ -8347,7 +8451,7 @@
           </w:tcPr>
           <w:p>
             <w:pPr>
-              <w:jc w:val="both"/>
+              <w:jc w:val="left"/>
               <w:rPr>
                 <w:sz w:val="24"/>
                 <w:szCs w:val="24"/>
@@ -8375,7 +8479,7 @@
           </w:tcPr>
           <w:p>
             <w:pPr>
-              <w:jc w:val="both"/>
+              <w:jc w:val="left"/>
               <w:rPr>
                 <w:sz w:val="24"/>
                 <w:szCs w:val="24"/>
@@ -8395,6 +8499,7 @@
         <w:trPr>
           <w:cantSplit/>
           <w:jc w:val="center"/>
+          <w:trHeight w:val="510" w:hRule="atLeast"/>
         </w:trPr>
         <w:tc>
           <w:tcPr>
@@ -8464,7 +8569,7 @@
           </w:tcPr>
           <w:p>
             <w:pPr>
-              <w:jc w:val="both"/>
+              <w:jc w:val="left"/>
               <w:rPr>
                 <w:sz w:val="24"/>
                 <w:szCs w:val="24"/>
@@ -8492,7 +8597,7 @@
           </w:tcPr>
           <w:p>
             <w:pPr>
-              <w:jc w:val="both"/>
+              <w:jc w:val="left"/>
               <w:rPr>
                 <w:sz w:val="24"/>
                 <w:szCs w:val="24"/>
@@ -8520,7 +8625,7 @@
           </w:tcPr>
           <w:p>
             <w:pPr>
-              <w:jc w:val="both"/>
+              <w:jc w:val="left"/>
               <w:rPr>
                 <w:sz w:val="24"/>
                 <w:szCs w:val="24"/>
@@ -8548,7 +8653,7 @@
           </w:tcPr>
           <w:p>
             <w:pPr>
-              <w:jc w:val="both"/>
+              <w:jc w:val="left"/>
               <w:rPr>
                 <w:sz w:val="24"/>
                 <w:szCs w:val="24"/>
@@ -8576,7 +8681,7 @@
           </w:tcPr>
           <w:p>
             <w:pPr>
-              <w:jc w:val="both"/>
+              <w:jc w:val="left"/>
               <w:rPr>
                 <w:sz w:val="24"/>
                 <w:szCs w:val="24"/>
@@ -8596,6 +8701,7 @@
         <w:trPr>
           <w:cantSplit/>
           <w:jc w:val="center"/>
+          <w:trHeight w:val="510" w:hRule="atLeast"/>
         </w:trPr>
         <w:tc>
           <w:tcPr>
@@ -8665,7 +8771,7 @@
           </w:tcPr>
           <w:p>
             <w:pPr>
-              <w:jc w:val="both"/>
+              <w:jc w:val="left"/>
               <w:rPr>
                 <w:sz w:val="24"/>
                 <w:szCs w:val="24"/>
@@ -8693,7 +8799,7 @@
           </w:tcPr>
           <w:p>
             <w:pPr>
-              <w:jc w:val="both"/>
+              <w:jc w:val="left"/>
               <w:rPr>
                 <w:sz w:val="24"/>
                 <w:szCs w:val="24"/>
@@ -8721,7 +8827,7 @@
           </w:tcPr>
           <w:p>
             <w:pPr>
-              <w:jc w:val="both"/>
+              <w:jc w:val="left"/>
               <w:rPr>
                 <w:sz w:val="24"/>
                 <w:szCs w:val="24"/>
@@ -8749,7 +8855,7 @@
           </w:tcPr>
           <w:p>
             <w:pPr>
-              <w:jc w:val="both"/>
+              <w:jc w:val="left"/>
               <w:rPr>
                 <w:sz w:val="24"/>
                 <w:szCs w:val="24"/>
@@ -8777,7 +8883,7 @@
           </w:tcPr>
           <w:p>
             <w:pPr>
-              <w:jc w:val="both"/>
+              <w:jc w:val="left"/>
               <w:rPr>
                 <w:sz w:val="24"/>
                 <w:szCs w:val="24"/>
@@ -8797,6 +8903,7 @@
         <w:trPr>
           <w:cantSplit/>
           <w:jc w:val="center"/>
+          <w:trHeight w:val="510" w:hRule="atLeast"/>
         </w:trPr>
         <w:tc>
           <w:tcPr>
@@ -8866,7 +8973,7 @@
           </w:tcPr>
           <w:p>
             <w:pPr>
-              <w:jc w:val="both"/>
+              <w:jc w:val="left"/>
               <w:rPr>
                 <w:sz w:val="24"/>
                 <w:szCs w:val="24"/>
@@ -8894,7 +9001,7 @@
           </w:tcPr>
           <w:p>
             <w:pPr>
-              <w:jc w:val="both"/>
+              <w:jc w:val="left"/>
               <w:rPr>
                 <w:sz w:val="24"/>
                 <w:szCs w:val="24"/>
@@ -8922,7 +9029,7 @@
           </w:tcPr>
           <w:p>
             <w:pPr>
-              <w:jc w:val="both"/>
+              <w:jc w:val="left"/>
               <w:rPr>
                 <w:sz w:val="24"/>
                 <w:szCs w:val="24"/>
@@ -8950,7 +9057,7 @@
           </w:tcPr>
           <w:p>
             <w:pPr>
-              <w:jc w:val="both"/>
+              <w:jc w:val="left"/>
               <w:rPr>
                 <w:sz w:val="24"/>
                 <w:szCs w:val="24"/>
@@ -8978,7 +9085,7 @@
           </w:tcPr>
           <w:p>
             <w:pPr>
-              <w:jc w:val="both"/>
+              <w:jc w:val="left"/>
               <w:rPr>
                 <w:sz w:val="24"/>
                 <w:szCs w:val="24"/>
@@ -8998,6 +9105,7 @@
         <w:trPr>
           <w:cantSplit/>
           <w:jc w:val="center"/>
+          <w:trHeight w:val="510" w:hRule="atLeast"/>
         </w:trPr>
         <w:tc>
           <w:tcPr>
@@ -9067,7 +9175,7 @@
           </w:tcPr>
           <w:p>
             <w:pPr>
-              <w:jc w:val="both"/>
+              <w:jc w:val="left"/>
               <w:rPr>
                 <w:sz w:val="24"/>
                 <w:szCs w:val="24"/>
@@ -9095,7 +9203,7 @@
           </w:tcPr>
           <w:p>
             <w:pPr>
-              <w:jc w:val="both"/>
+              <w:jc w:val="left"/>
               <w:rPr>
                 <w:sz w:val="24"/>
                 <w:szCs w:val="24"/>
@@ -9123,7 +9231,7 @@
           </w:tcPr>
           <w:p>
             <w:pPr>
-              <w:jc w:val="both"/>
+              <w:jc w:val="left"/>
               <w:rPr>
                 <w:sz w:val="24"/>
                 <w:szCs w:val="24"/>
@@ -9151,7 +9259,7 @@
           </w:tcPr>
           <w:p>
             <w:pPr>
-              <w:jc w:val="both"/>
+              <w:jc w:val="left"/>
               <w:rPr>
                 <w:sz w:val="24"/>
                 <w:szCs w:val="24"/>
@@ -9179,7 +9287,7 @@
           </w:tcPr>
           <w:p>
             <w:pPr>
-              <w:jc w:val="both"/>
+              <w:jc w:val="left"/>
               <w:rPr>
                 <w:sz w:val="24"/>
                 <w:szCs w:val="24"/>
@@ -9199,6 +9307,7 @@
         <w:trPr>
           <w:cantSplit/>
           <w:jc w:val="center"/>
+          <w:trHeight w:val="510" w:hRule="atLeast"/>
         </w:trPr>
         <w:tc>
           <w:tcPr>
@@ -9268,7 +9377,7 @@
           </w:tcPr>
           <w:p>
             <w:pPr>
-              <w:jc w:val="both"/>
+              <w:jc w:val="left"/>
               <w:rPr>
                 <w:sz w:val="24"/>
                 <w:szCs w:val="24"/>
@@ -9296,7 +9405,7 @@
           </w:tcPr>
           <w:p>
             <w:pPr>
-              <w:jc w:val="both"/>
+              <w:jc w:val="left"/>
               <w:rPr>
                 <w:sz w:val="24"/>
                 <w:szCs w:val="24"/>
@@ -9324,7 +9433,7 @@
           </w:tcPr>
           <w:p>
             <w:pPr>
-              <w:jc w:val="both"/>
+              <w:jc w:val="left"/>
               <w:rPr>
                 <w:sz w:val="24"/>
                 <w:szCs w:val="24"/>
@@ -9352,7 +9461,7 @@
           </w:tcPr>
           <w:p>
             <w:pPr>
-              <w:jc w:val="both"/>
+              <w:jc w:val="left"/>
               <w:rPr>
                 <w:sz w:val="24"/>
                 <w:szCs w:val="24"/>
@@ -9380,7 +9489,7 @@
           </w:tcPr>
           <w:p>
             <w:pPr>
-              <w:jc w:val="both"/>
+              <w:jc w:val="left"/>
               <w:rPr>
                 <w:sz w:val="24"/>
                 <w:szCs w:val="24"/>
@@ -9424,6 +9533,7 @@
     <w:p>
       <w:pPr>
         <w:pStyle w:val="Heading2"/>
+        <w:keepNext/>
         <w:numPr>
           <w:ilvl w:val="1"/>
           <w:numId w:val="7"/>
@@ -9466,6 +9576,7 @@
           </w:tcPr>
           <w:p>
             <w:pPr>
+              <w:keepNext/>
               <w:jc w:val="center"/>
               <w:rPr>
                 <w:sz w:val="24"/>
@@ -9496,6 +9607,7 @@
           </w:tcPr>
           <w:p>
             <w:pPr>
+              <w:keepNext/>
               <w:jc w:val="center"/>
               <w:rPr>
                 <w:sz w:val="24"/>
@@ -9725,6 +9837,7 @@
     <w:p>
       <w:pPr>
         <w:pStyle w:val="Heading2"/>
+        <w:keepNext/>
         <w:numPr>
           <w:ilvl w:val="1"/>
           <w:numId w:val="7"/>
@@ -9770,6 +9883,7 @@
           </w:tcPr>
           <w:p>
             <w:pPr>
+              <w:keepNext/>
               <w:jc w:val="center"/>
               <w:rPr>
                 <w:sz w:val="24"/>
@@ -9800,6 +9914,7 @@
           </w:tcPr>
           <w:p>
             <w:pPr>
+              <w:keepNext/>
               <w:jc w:val="center"/>
               <w:rPr>
                 <w:sz w:val="24"/>
@@ -9830,6 +9945,7 @@
           </w:tcPr>
           <w:p>
             <w:pPr>
+              <w:keepNext/>
               <w:jc w:val="center"/>
               <w:rPr>
                 <w:sz w:val="24"/>
@@ -9860,6 +9976,7 @@
           </w:tcPr>
           <w:p>
             <w:pPr>
+              <w:keepNext/>
               <w:jc w:val="center"/>
               <w:rPr>
                 <w:sz w:val="24"/>
@@ -9890,6 +10007,7 @@
           </w:tcPr>
           <w:p>
             <w:pPr>
+              <w:keepNext/>
               <w:jc w:val="center"/>
               <w:rPr>
                 <w:sz w:val="24"/>
@@ -9982,7 +10100,7 @@
           </w:tcPr>
           <w:p>
             <w:pPr>
-              <w:jc w:val="both"/>
+              <w:jc w:val="left"/>
               <w:rPr>
                 <w:sz w:val="24"/>
                 <w:szCs w:val="24"/>
@@ -10010,7 +10128,7 @@
           </w:tcPr>
           <w:p>
             <w:pPr>
-              <w:jc w:val="both"/>
+              <w:jc w:val="left"/>
               <w:rPr>
                 <w:sz w:val="24"/>
                 <w:szCs w:val="24"/>
@@ -10038,7 +10156,7 @@
           </w:tcPr>
           <w:p>
             <w:pPr>
-              <w:jc w:val="both"/>
+              <w:jc w:val="left"/>
               <w:rPr>
                 <w:sz w:val="24"/>
                 <w:szCs w:val="24"/>
@@ -10128,7 +10246,7 @@
           </w:tcPr>
           <w:p>
             <w:pPr>
-              <w:jc w:val="both"/>
+              <w:jc w:val="left"/>
               <w:rPr>
                 <w:sz w:val="24"/>
                 <w:szCs w:val="24"/>
@@ -10156,7 +10274,7 @@
           </w:tcPr>
           <w:p>
             <w:pPr>
-              <w:jc w:val="both"/>
+              <w:jc w:val="left"/>
               <w:rPr>
                 <w:sz w:val="24"/>
                 <w:szCs w:val="24"/>
@@ -10184,7 +10302,7 @@
           </w:tcPr>
           <w:p>
             <w:pPr>
-              <w:jc w:val="both"/>
+              <w:jc w:val="left"/>
               <w:rPr>
                 <w:sz w:val="24"/>
                 <w:szCs w:val="24"/>
@@ -10274,7 +10392,7 @@
           </w:tcPr>
           <w:p>
             <w:pPr>
-              <w:jc w:val="both"/>
+              <w:jc w:val="left"/>
               <w:rPr>
                 <w:sz w:val="24"/>
                 <w:szCs w:val="24"/>
@@ -10302,7 +10420,7 @@
           </w:tcPr>
           <w:p>
             <w:pPr>
-              <w:jc w:val="both"/>
+              <w:jc w:val="left"/>
               <w:rPr>
                 <w:sz w:val="24"/>
                 <w:szCs w:val="24"/>
@@ -10330,7 +10448,7 @@
           </w:tcPr>
           <w:p>
             <w:pPr>
-              <w:jc w:val="both"/>
+              <w:jc w:val="left"/>
               <w:rPr>
                 <w:sz w:val="24"/>
                 <w:szCs w:val="24"/>
@@ -10420,7 +10538,7 @@
           </w:tcPr>
           <w:p>
             <w:pPr>
-              <w:jc w:val="both"/>
+              <w:jc w:val="left"/>
               <w:rPr>
                 <w:sz w:val="24"/>
                 <w:szCs w:val="24"/>
@@ -10448,7 +10566,7 @@
           </w:tcPr>
           <w:p>
             <w:pPr>
-              <w:jc w:val="both"/>
+              <w:jc w:val="left"/>
               <w:rPr>
                 <w:sz w:val="24"/>
                 <w:szCs w:val="24"/>
@@ -10476,7 +10594,7 @@
           </w:tcPr>
           <w:p>
             <w:pPr>
-              <w:jc w:val="both"/>
+              <w:jc w:val="left"/>
               <w:rPr>
                 <w:sz w:val="24"/>
                 <w:szCs w:val="24"/>
@@ -10520,6 +10638,7 @@
     <w:p>
       <w:pPr>
         <w:pStyle w:val="Heading2"/>
+        <w:keepNext/>
         <w:numPr>
           <w:ilvl w:val="1"/>
           <w:numId w:val="7"/>
@@ -10567,6 +10686,7 @@
           </w:tcPr>
           <w:p>
             <w:pPr>
+              <w:keepNext/>
               <w:jc w:val="center"/>
               <w:rPr>
                 <w:sz w:val="24"/>
@@ -10597,6 +10717,7 @@
           </w:tcPr>
           <w:p>
             <w:pPr>
+              <w:keepNext/>
               <w:jc w:val="center"/>
               <w:rPr>
                 <w:sz w:val="24"/>
@@ -10627,6 +10748,7 @@
           </w:tcPr>
           <w:p>
             <w:pPr>
+              <w:keepNext/>
               <w:jc w:val="center"/>
               <w:rPr>
                 <w:sz w:val="24"/>
@@ -10657,6 +10779,7 @@
           </w:tcPr>
           <w:p>
             <w:pPr>
+              <w:keepNext/>
               <w:jc w:val="center"/>
               <w:rPr>
                 <w:sz w:val="24"/>
@@ -10687,6 +10810,7 @@
           </w:tcPr>
           <w:p>
             <w:pPr>
+              <w:keepNext/>
               <w:jc w:val="center"/>
               <w:rPr>
                 <w:sz w:val="24"/>
@@ -10717,6 +10841,7 @@
           </w:tcPr>
           <w:p>
             <w:pPr>
+              <w:keepNext/>
               <w:jc w:val="center"/>
               <w:rPr>
                 <w:sz w:val="24"/>
@@ -10747,6 +10872,7 @@
           </w:tcPr>
           <w:p>
             <w:pPr>
+              <w:keepNext/>
               <w:jc w:val="center"/>
               <w:rPr>
                 <w:sz w:val="24"/>
@@ -10769,6 +10895,7 @@
         <w:trPr>
           <w:cantSplit/>
           <w:jc w:val="center"/>
+          <w:trHeight w:val="453" w:hRule="atLeast"/>
         </w:trPr>
         <w:tc>
           <w:tcPr>
@@ -10838,7 +10965,7 @@
           </w:tcPr>
           <w:p>
             <w:pPr>
-              <w:jc w:val="both"/>
+              <w:jc w:val="left"/>
               <w:rPr>
                 <w:sz w:val="24"/>
                 <w:szCs w:val="24"/>
@@ -10866,7 +10993,7 @@
           </w:tcPr>
           <w:p>
             <w:pPr>
-              <w:jc w:val="both"/>
+              <w:jc w:val="left"/>
               <w:rPr>
                 <w:sz w:val="24"/>
                 <w:szCs w:val="24"/>
@@ -10894,7 +11021,7 @@
           </w:tcPr>
           <w:p>
             <w:pPr>
-              <w:jc w:val="both"/>
+              <w:jc w:val="left"/>
               <w:rPr>
                 <w:sz w:val="24"/>
                 <w:szCs w:val="24"/>
@@ -10922,7 +11049,7 @@
           </w:tcPr>
           <w:p>
             <w:pPr>
-              <w:jc w:val="both"/>
+              <w:jc w:val="left"/>
               <w:rPr>
                 <w:sz w:val="24"/>
                 <w:szCs w:val="24"/>
@@ -10950,7 +11077,7 @@
           </w:tcPr>
           <w:p>
             <w:pPr>
-              <w:jc w:val="both"/>
+              <w:jc w:val="left"/>
               <w:rPr>
                 <w:sz w:val="24"/>
                 <w:szCs w:val="24"/>
@@ -10970,6 +11097,7 @@
         <w:trPr>
           <w:cantSplit/>
           <w:jc w:val="center"/>
+          <w:trHeight w:val="453" w:hRule="atLeast"/>
         </w:trPr>
         <w:tc>
           <w:tcPr>
@@ -11039,7 +11167,7 @@
           </w:tcPr>
           <w:p>
             <w:pPr>
-              <w:jc w:val="both"/>
+              <w:jc w:val="left"/>
               <w:rPr>
                 <w:sz w:val="24"/>
                 <w:szCs w:val="24"/>
@@ -11067,7 +11195,7 @@
           </w:tcPr>
           <w:p>
             <w:pPr>
-              <w:jc w:val="both"/>
+              <w:jc w:val="left"/>
               <w:rPr>
                 <w:sz w:val="24"/>
                 <w:szCs w:val="24"/>
@@ -11095,7 +11223,7 @@
           </w:tcPr>
           <w:p>
             <w:pPr>
-              <w:jc w:val="both"/>
+              <w:jc w:val="left"/>
               <w:rPr>
                 <w:sz w:val="24"/>
                 <w:szCs w:val="24"/>
@@ -11123,7 +11251,7 @@
           </w:tcPr>
           <w:p>
             <w:pPr>
-              <w:jc w:val="both"/>
+              <w:jc w:val="left"/>
               <w:rPr>
                 <w:sz w:val="24"/>
                 <w:szCs w:val="24"/>
@@ -11151,7 +11279,7 @@
           </w:tcPr>
           <w:p>
             <w:pPr>
-              <w:jc w:val="both"/>
+              <w:jc w:val="left"/>
               <w:rPr>
                 <w:sz w:val="24"/>
                 <w:szCs w:val="24"/>
@@ -11171,6 +11299,7 @@
         <w:trPr>
           <w:cantSplit/>
           <w:jc w:val="center"/>
+          <w:trHeight w:val="453" w:hRule="atLeast"/>
         </w:trPr>
         <w:tc>
           <w:tcPr>
@@ -11240,7 +11369,7 @@
           </w:tcPr>
           <w:p>
             <w:pPr>
-              <w:jc w:val="both"/>
+              <w:jc w:val="left"/>
               <w:rPr>
                 <w:sz w:val="24"/>
                 <w:szCs w:val="24"/>
@@ -11268,7 +11397,7 @@
           </w:tcPr>
           <w:p>
             <w:pPr>
-              <w:jc w:val="both"/>
+              <w:jc w:val="left"/>
               <w:rPr>
                 <w:sz w:val="24"/>
                 <w:szCs w:val="24"/>
@@ -11296,7 +11425,7 @@
           </w:tcPr>
           <w:p>
             <w:pPr>
-              <w:jc w:val="both"/>
+              <w:jc w:val="left"/>
               <w:rPr>
                 <w:sz w:val="24"/>
                 <w:szCs w:val="24"/>
@@ -11324,7 +11453,7 @@
           </w:tcPr>
           <w:p>
             <w:pPr>
-              <w:jc w:val="both"/>
+              <w:jc w:val="left"/>
               <w:rPr>
                 <w:sz w:val="24"/>
                 <w:szCs w:val="24"/>
@@ -11352,7 +11481,7 @@
           </w:tcPr>
           <w:p>
             <w:pPr>
-              <w:jc w:val="both"/>
+              <w:jc w:val="left"/>
               <w:rPr>
                 <w:sz w:val="24"/>
                 <w:szCs w:val="24"/>
@@ -11372,6 +11501,7 @@
         <w:trPr>
           <w:cantSplit/>
           <w:jc w:val="center"/>
+          <w:trHeight w:val="453" w:hRule="atLeast"/>
         </w:trPr>
         <w:tc>
           <w:tcPr>
@@ -11441,7 +11571,7 @@
           </w:tcPr>
           <w:p>
             <w:pPr>
-              <w:jc w:val="both"/>
+              <w:jc w:val="left"/>
               <w:rPr>
                 <w:sz w:val="24"/>
                 <w:szCs w:val="24"/>
@@ -11469,7 +11599,7 @@
           </w:tcPr>
           <w:p>
             <w:pPr>
-              <w:jc w:val="both"/>
+              <w:jc w:val="left"/>
               <w:rPr>
                 <w:sz w:val="24"/>
                 <w:szCs w:val="24"/>
@@ -11497,7 +11627,7 @@
           </w:tcPr>
           <w:p>
             <w:pPr>
-              <w:jc w:val="both"/>
+              <w:jc w:val="left"/>
               <w:rPr>
                 <w:sz w:val="24"/>
                 <w:szCs w:val="24"/>
@@ -11525,7 +11655,7 @@
           </w:tcPr>
           <w:p>
             <w:pPr>
-              <w:jc w:val="both"/>
+              <w:jc w:val="left"/>
               <w:rPr>
                 <w:sz w:val="24"/>
                 <w:szCs w:val="24"/>
@@ -11553,7 +11683,7 @@
           </w:tcPr>
           <w:p>
             <w:pPr>
-              <w:jc w:val="both"/>
+              <w:jc w:val="left"/>
               <w:rPr>
                 <w:sz w:val="24"/>
                 <w:szCs w:val="24"/>
@@ -11573,6 +11703,7 @@
         <w:trPr>
           <w:cantSplit/>
           <w:jc w:val="center"/>
+          <w:trHeight w:val="453" w:hRule="atLeast"/>
         </w:trPr>
         <w:tc>
           <w:tcPr>
@@ -11642,7 +11773,7 @@
           </w:tcPr>
           <w:p>
             <w:pPr>
-              <w:jc w:val="both"/>
+              <w:jc w:val="left"/>
               <w:rPr>
                 <w:sz w:val="24"/>
                 <w:szCs w:val="24"/>
@@ -11670,7 +11801,7 @@
           </w:tcPr>
           <w:p>
             <w:pPr>
-              <w:jc w:val="both"/>
+              <w:jc w:val="left"/>
               <w:rPr>
                 <w:sz w:val="24"/>
                 <w:szCs w:val="24"/>
@@ -11698,7 +11829,7 @@
           </w:tcPr>
           <w:p>
             <w:pPr>
-              <w:jc w:val="both"/>
+              <w:jc w:val="left"/>
               <w:rPr>
                 <w:sz w:val="24"/>
                 <w:szCs w:val="24"/>
@@ -11726,7 +11857,7 @@
           </w:tcPr>
           <w:p>
             <w:pPr>
-              <w:jc w:val="both"/>
+              <w:jc w:val="left"/>
               <w:rPr>
                 <w:sz w:val="24"/>
                 <w:szCs w:val="24"/>
@@ -11754,7 +11885,7 @@
           </w:tcPr>
           <w:p>
             <w:pPr>
-              <w:jc w:val="both"/>
+              <w:jc w:val="left"/>
               <w:rPr>
                 <w:sz w:val="24"/>
                 <w:szCs w:val="24"/>
@@ -11774,6 +11905,7 @@
         <w:trPr>
           <w:cantSplit/>
           <w:jc w:val="center"/>
+          <w:trHeight w:val="453" w:hRule="atLeast"/>
         </w:trPr>
         <w:tc>
           <w:tcPr>
@@ -11843,7 +11975,7 @@
           </w:tcPr>
           <w:p>
             <w:pPr>
-              <w:jc w:val="both"/>
+              <w:jc w:val="left"/>
               <w:rPr>
                 <w:sz w:val="24"/>
                 <w:szCs w:val="24"/>
@@ -11871,7 +12003,7 @@
           </w:tcPr>
           <w:p>
             <w:pPr>
-              <w:jc w:val="both"/>
+              <w:jc w:val="left"/>
               <w:rPr>
                 <w:sz w:val="24"/>
                 <w:szCs w:val="24"/>
@@ -11899,7 +12031,7 @@
           </w:tcPr>
           <w:p>
             <w:pPr>
-              <w:jc w:val="both"/>
+              <w:jc w:val="left"/>
               <w:rPr>
                 <w:sz w:val="24"/>
                 <w:szCs w:val="24"/>
@@ -11927,7 +12059,7 @@
           </w:tcPr>
           <w:p>
             <w:pPr>
-              <w:jc w:val="both"/>
+              <w:jc w:val="left"/>
               <w:rPr>
                 <w:sz w:val="24"/>
                 <w:szCs w:val="24"/>
@@ -11955,7 +12087,7 @@
           </w:tcPr>
           <w:p>
             <w:pPr>
-              <w:jc w:val="both"/>
+              <w:jc w:val="left"/>
               <w:rPr>
                 <w:sz w:val="24"/>
                 <w:szCs w:val="24"/>
@@ -11975,6 +12107,7 @@
         <w:trPr>
           <w:cantSplit/>
           <w:jc w:val="center"/>
+          <w:trHeight w:val="453" w:hRule="atLeast"/>
         </w:trPr>
         <w:tc>
           <w:tcPr>
@@ -12044,7 +12177,7 @@
           </w:tcPr>
           <w:p>
             <w:pPr>
-              <w:jc w:val="both"/>
+              <w:jc w:val="left"/>
               <w:rPr>
                 <w:sz w:val="24"/>
                 <w:szCs w:val="24"/>
@@ -12072,7 +12205,7 @@
           </w:tcPr>
           <w:p>
             <w:pPr>
-              <w:jc w:val="both"/>
+              <w:jc w:val="left"/>
               <w:rPr>
                 <w:sz w:val="24"/>
                 <w:szCs w:val="24"/>
@@ -12100,7 +12233,7 @@
           </w:tcPr>
           <w:p>
             <w:pPr>
-              <w:jc w:val="both"/>
+              <w:jc w:val="left"/>
               <w:rPr>
                 <w:sz w:val="24"/>
                 <w:szCs w:val="24"/>
@@ -12128,7 +12261,7 @@
           </w:tcPr>
           <w:p>
             <w:pPr>
-              <w:jc w:val="both"/>
+              <w:jc w:val="left"/>
               <w:rPr>
                 <w:sz w:val="24"/>
                 <w:szCs w:val="24"/>
@@ -12156,7 +12289,7 @@
           </w:tcPr>
           <w:p>
             <w:pPr>
-              <w:jc w:val="both"/>
+              <w:jc w:val="left"/>
               <w:rPr>
                 <w:sz w:val="24"/>
                 <w:szCs w:val="24"/>
@@ -12176,6 +12309,7 @@
         <w:trPr>
           <w:cantSplit/>
           <w:jc w:val="center"/>
+          <w:trHeight w:val="453" w:hRule="atLeast"/>
         </w:trPr>
         <w:tc>
           <w:tcPr>
@@ -12245,7 +12379,7 @@
           </w:tcPr>
           <w:p>
             <w:pPr>
-              <w:jc w:val="both"/>
+              <w:jc w:val="left"/>
               <w:rPr>
                 <w:sz w:val="24"/>
                 <w:szCs w:val="24"/>
@@ -12273,7 +12407,7 @@
           </w:tcPr>
           <w:p>
             <w:pPr>
-              <w:jc w:val="both"/>
+              <w:jc w:val="left"/>
               <w:rPr>
                 <w:sz w:val="24"/>
                 <w:szCs w:val="24"/>
@@ -12301,7 +12435,7 @@
           </w:tcPr>
           <w:p>
             <w:pPr>
-              <w:jc w:val="both"/>
+              <w:jc w:val="left"/>
               <w:rPr>
                 <w:sz w:val="24"/>
                 <w:szCs w:val="24"/>
@@ -12329,7 +12463,7 @@
           </w:tcPr>
           <w:p>
             <w:pPr>
-              <w:jc w:val="both"/>
+              <w:jc w:val="left"/>
               <w:rPr>
                 <w:sz w:val="24"/>
                 <w:szCs w:val="24"/>
@@ -12357,7 +12491,7 @@
           </w:tcPr>
           <w:p>
             <w:pPr>
-              <w:jc w:val="both"/>
+              <w:jc w:val="left"/>
               <w:rPr>
                 <w:sz w:val="24"/>
                 <w:szCs w:val="24"/>
@@ -12377,6 +12511,7 @@
         <w:trPr>
           <w:cantSplit/>
           <w:jc w:val="center"/>
+          <w:trHeight w:val="453" w:hRule="atLeast"/>
         </w:trPr>
         <w:tc>
           <w:tcPr>
@@ -12446,7 +12581,7 @@
           </w:tcPr>
           <w:p>
             <w:pPr>
-              <w:jc w:val="both"/>
+              <w:jc w:val="left"/>
               <w:rPr>
                 <w:sz w:val="24"/>
                 <w:szCs w:val="24"/>
@@ -12474,7 +12609,7 @@
           </w:tcPr>
           <w:p>
             <w:pPr>
-              <w:jc w:val="both"/>
+              <w:jc w:val="left"/>
               <w:rPr>
                 <w:sz w:val="24"/>
                 <w:szCs w:val="24"/>
@@ -12502,7 +12637,7 @@
           </w:tcPr>
           <w:p>
             <w:pPr>
-              <w:jc w:val="both"/>
+              <w:jc w:val="left"/>
               <w:rPr>
                 <w:sz w:val="24"/>
                 <w:szCs w:val="24"/>
@@ -12530,7 +12665,7 @@
           </w:tcPr>
           <w:p>
             <w:pPr>
-              <w:jc w:val="both"/>
+              <w:jc w:val="left"/>
               <w:rPr>
                 <w:sz w:val="24"/>
                 <w:szCs w:val="24"/>
@@ -12558,7 +12693,7 @@
           </w:tcPr>
           <w:p>
             <w:pPr>
-              <w:jc w:val="both"/>
+              <w:jc w:val="left"/>
               <w:rPr>
                 <w:sz w:val="24"/>
                 <w:szCs w:val="24"/>
@@ -12578,6 +12713,7 @@
         <w:trPr>
           <w:cantSplit/>
           <w:jc w:val="center"/>
+          <w:trHeight w:val="453" w:hRule="atLeast"/>
         </w:trPr>
         <w:tc>
           <w:tcPr>
@@ -12647,7 +12783,7 @@
           </w:tcPr>
           <w:p>
             <w:pPr>
-              <w:jc w:val="both"/>
+              <w:jc w:val="left"/>
               <w:rPr>
                 <w:sz w:val="24"/>
                 <w:szCs w:val="24"/>
@@ -12675,7 +12811,7 @@
           </w:tcPr>
           <w:p>
             <w:pPr>
-              <w:jc w:val="both"/>
+              <w:jc w:val="left"/>
               <w:rPr>
                 <w:sz w:val="24"/>
                 <w:szCs w:val="24"/>
@@ -12703,7 +12839,7 @@
           </w:tcPr>
           <w:p>
             <w:pPr>
-              <w:jc w:val="both"/>
+              <w:jc w:val="left"/>
               <w:rPr>
                 <w:sz w:val="24"/>
                 <w:szCs w:val="24"/>
@@ -12731,7 +12867,7 @@
           </w:tcPr>
           <w:p>
             <w:pPr>
-              <w:jc w:val="both"/>
+              <w:jc w:val="left"/>
               <w:rPr>
                 <w:sz w:val="24"/>
                 <w:szCs w:val="24"/>
@@ -12759,7 +12895,7 @@
           </w:tcPr>
           <w:p>
             <w:pPr>
-              <w:jc w:val="both"/>
+              <w:jc w:val="left"/>
               <w:rPr>
                 <w:sz w:val="24"/>
                 <w:szCs w:val="24"/>
@@ -12803,6 +12939,7 @@
     <w:p>
       <w:pPr>
         <w:pStyle w:val="Heading2"/>
+        <w:keepNext/>
         <w:numPr>
           <w:ilvl w:val="1"/>
           <w:numId w:val="7"/>
@@ -12845,6 +12982,7 @@
           </w:tcPr>
           <w:p>
             <w:pPr>
+              <w:keepNext/>
               <w:jc w:val="center"/>
               <w:rPr>
                 <w:sz w:val="24"/>
@@ -12875,6 +13013,7 @@
           </w:tcPr>
           <w:p>
             <w:pPr>
+              <w:keepNext/>
               <w:jc w:val="center"/>
               <w:rPr>
                 <w:sz w:val="24"/>
@@ -12897,6 +13036,7 @@
         <w:trPr>
           <w:cantSplit/>
           <w:jc w:val="center"/>
+          <w:trHeight w:val="680" w:hRule="atLeast"/>
         </w:trPr>
         <w:tc>
           <w:tcPr>
@@ -12958,6 +13098,7 @@
         <w:trPr>
           <w:cantSplit/>
           <w:jc w:val="center"/>
+          <w:trHeight w:val="680" w:hRule="atLeast"/>
         </w:trPr>
         <w:tc>
           <w:tcPr>
@@ -13019,6 +13160,7 @@
         <w:trPr>
           <w:cantSplit/>
           <w:jc w:val="center"/>
+          <w:trHeight w:val="680" w:hRule="atLeast"/>
         </w:trPr>
         <w:tc>
           <w:tcPr>
@@ -13104,6 +13246,7 @@
     <w:p>
       <w:pPr>
         <w:pStyle w:val="Heading2"/>
+        <w:keepNext/>
         <w:numPr>
           <w:ilvl w:val="1"/>
           <w:numId w:val="7"/>
@@ -13149,6 +13292,7 @@
           </w:tcPr>
           <w:p>
             <w:pPr>
+              <w:keepNext/>
               <w:jc w:val="center"/>
               <w:rPr>
                 <w:sz w:val="24"/>
@@ -13179,6 +13323,7 @@
           </w:tcPr>
           <w:p>
             <w:pPr>
+              <w:keepNext/>
               <w:jc w:val="center"/>
               <w:rPr>
                 <w:sz w:val="24"/>
@@ -13209,6 +13354,7 @@
           </w:tcPr>
           <w:p>
             <w:pPr>
+              <w:keepNext/>
               <w:jc w:val="center"/>
               <w:rPr>
                 <w:sz w:val="24"/>
@@ -13239,6 +13385,7 @@
           </w:tcPr>
           <w:p>
             <w:pPr>
+              <w:keepNext/>
               <w:jc w:val="center"/>
               <w:rPr>
                 <w:sz w:val="24"/>
@@ -13269,6 +13416,7 @@
           </w:tcPr>
           <w:p>
             <w:pPr>
+              <w:keepNext/>
               <w:jc w:val="center"/>
               <w:rPr>
                 <w:sz w:val="24"/>
@@ -13291,6 +13439,7 @@
         <w:trPr>
           <w:cantSplit/>
           <w:jc w:val="center"/>
+          <w:trHeight w:val="567" w:hRule="atLeast"/>
         </w:trPr>
         <w:tc>
           <w:tcPr>
@@ -13360,7 +13509,7 @@
           </w:tcPr>
           <w:p>
             <w:pPr>
-              <w:jc w:val="both"/>
+              <w:jc w:val="left"/>
               <w:rPr>
                 <w:sz w:val="24"/>
                 <w:szCs w:val="24"/>
@@ -13388,7 +13537,7 @@
           </w:tcPr>
           <w:p>
             <w:pPr>
-              <w:jc w:val="both"/>
+              <w:jc w:val="left"/>
               <w:rPr>
                 <w:sz w:val="24"/>
                 <w:szCs w:val="24"/>
@@ -13416,7 +13565,7 @@
           </w:tcPr>
           <w:p>
             <w:pPr>
-              <w:jc w:val="both"/>
+              <w:jc w:val="left"/>
               <w:rPr>
                 <w:sz w:val="24"/>
                 <w:szCs w:val="24"/>
@@ -13436,6 +13585,7 @@
         <w:trPr>
           <w:cantSplit/>
           <w:jc w:val="center"/>
+          <w:trHeight w:val="567" w:hRule="atLeast"/>
         </w:trPr>
         <w:tc>
           <w:tcPr>
@@ -13505,7 +13655,7 @@
           </w:tcPr>
           <w:p>
             <w:pPr>
-              <w:jc w:val="both"/>
+              <w:jc w:val="left"/>
               <w:rPr>
                 <w:sz w:val="24"/>
                 <w:szCs w:val="24"/>
@@ -13533,7 +13683,7 @@
           </w:tcPr>
           <w:p>
             <w:pPr>
-              <w:jc w:val="both"/>
+              <w:jc w:val="left"/>
               <w:rPr>
                 <w:sz w:val="24"/>
                 <w:szCs w:val="24"/>
@@ -13561,7 +13711,7 @@
           </w:tcPr>
           <w:p>
             <w:pPr>
-              <w:jc w:val="both"/>
+              <w:jc w:val="left"/>
               <w:rPr>
                 <w:sz w:val="24"/>
                 <w:szCs w:val="24"/>
@@ -13581,6 +13731,7 @@
         <w:trPr>
           <w:cantSplit/>
           <w:jc w:val="center"/>
+          <w:trHeight w:val="567" w:hRule="atLeast"/>
         </w:trPr>
         <w:tc>
           <w:tcPr>
@@ -13650,7 +13801,7 @@
           </w:tcPr>
           <w:p>
             <w:pPr>
-              <w:jc w:val="both"/>
+              <w:jc w:val="left"/>
               <w:rPr>
                 <w:sz w:val="24"/>
                 <w:szCs w:val="24"/>
@@ -13678,7 +13829,7 @@
           </w:tcPr>
           <w:p>
             <w:pPr>
-              <w:jc w:val="both"/>
+              <w:jc w:val="left"/>
               <w:rPr>
                 <w:sz w:val="24"/>
                 <w:szCs w:val="24"/>
@@ -13706,7 +13857,7 @@
           </w:tcPr>
           <w:p>
             <w:pPr>
-              <w:jc w:val="both"/>
+              <w:jc w:val="left"/>
               <w:rPr>
                 <w:sz w:val="24"/>
                 <w:szCs w:val="24"/>
@@ -13750,6 +13901,7 @@
     <w:p>
       <w:pPr>
         <w:pStyle w:val="Heading2"/>
+        <w:keepNext/>
         <w:numPr>
           <w:ilvl w:val="1"/>
           <w:numId w:val="7"/>
@@ -13794,6 +13946,7 @@
           </w:tcPr>
           <w:p>
             <w:pPr>
+              <w:keepNext/>
               <w:jc w:val="center"/>
               <w:rPr>
                 <w:sz w:val="24"/>
@@ -13824,6 +13977,7 @@
           </w:tcPr>
           <w:p>
             <w:pPr>
+              <w:keepNext/>
               <w:jc w:val="center"/>
               <w:rPr>
                 <w:sz w:val="24"/>
@@ -13854,6 +14008,7 @@
           </w:tcPr>
           <w:p>
             <w:pPr>
+              <w:keepNext/>
               <w:jc w:val="center"/>
               <w:rPr>
                 <w:sz w:val="24"/>
@@ -13884,6 +14039,7 @@
           </w:tcPr>
           <w:p>
             <w:pPr>
+              <w:keepNext/>
               <w:jc w:val="center"/>
               <w:rPr>
                 <w:sz w:val="24"/>
@@ -13906,6 +14062,7 @@
         <w:trPr>
           <w:cantSplit/>
           <w:jc w:val="center"/>
+          <w:trHeight w:val="567" w:hRule="atLeast"/>
         </w:trPr>
         <w:tc>
           <w:tcPr>
@@ -13975,7 +14132,7 @@
           </w:tcPr>
           <w:p>
             <w:pPr>
-              <w:jc w:val="both"/>
+              <w:jc w:val="left"/>
               <w:rPr>
                 <w:sz w:val="24"/>
                 <w:szCs w:val="24"/>
@@ -14003,7 +14160,7 @@
           </w:tcPr>
           <w:p>
             <w:pPr>
-              <w:jc w:val="both"/>
+              <w:jc w:val="left"/>
               <w:rPr>
                 <w:sz w:val="24"/>
                 <w:szCs w:val="24"/>
@@ -14023,6 +14180,7 @@
         <w:trPr>
           <w:cantSplit/>
           <w:jc w:val="center"/>
+          <w:trHeight w:val="567" w:hRule="atLeast"/>
         </w:trPr>
         <w:tc>
           <w:tcPr>
@@ -14092,7 +14250,7 @@
           </w:tcPr>
           <w:p>
             <w:pPr>
-              <w:jc w:val="both"/>
+              <w:jc w:val="left"/>
               <w:rPr>
                 <w:sz w:val="24"/>
                 <w:szCs w:val="24"/>
@@ -14120,7 +14278,7 @@
           </w:tcPr>
           <w:p>
             <w:pPr>
-              <w:jc w:val="both"/>
+              <w:jc w:val="left"/>
               <w:rPr>
                 <w:sz w:val="24"/>
                 <w:szCs w:val="24"/>
@@ -14164,6 +14322,7 @@
     <w:p>
       <w:pPr>
         <w:pStyle w:val="Heading1"/>
+        <w:keepNext/>
         <w:numPr>
           <w:ilvl w:val="0"/>
           <w:numId w:val="7"/>
@@ -14207,6 +14366,7 @@
           </w:tcPr>
           <w:p>
             <w:pPr>
+              <w:keepNext/>
               <w:jc w:val="center"/>
               <w:rPr>
                 <w:sz w:val="24"/>
@@ -14220,7 +14380,7 @@
                 <w:sz w:val="24"/>
                 <w:szCs w:val="24"/>
               </w:rPr>
-              <w:t>Rekaman</w:t>
+              <w:t>Record (rekaman)</w:t>
             </w:r>
           </w:p>
         </w:tc>
@@ -14237,6 +14397,7 @@
           </w:tcPr>
           <w:p>
             <w:pPr>
+              <w:keepNext/>
               <w:jc w:val="center"/>
               <w:rPr>
                 <w:sz w:val="24"/>
@@ -14267,6 +14428,7 @@
           </w:tcPr>
           <w:p>
             <w:pPr>
+              <w:keepNext/>
               <w:jc w:val="center"/>
               <w:rPr>
                 <w:sz w:val="24"/>
@@ -14342,7 +14504,7 @@
                 <w:sz w:val="24"/>
                 <w:szCs w:val="24"/>
               </w:rPr>
-              <w:t>Folder Google Drive departemen Human Resources (USULAN) dengan akses terbatas per peran (butir 4.11). Pencatat HRGA Officer, pemilik HR Lead (USULAN).</w:t>
+              <w:t>Folder Google Drive departemen Human Resources (USULAN) dengan akses terbatas per peran. Pencatat HRGA Officer, pemilik HR Lead (USULAN).</w:t>
             </w:r>
           </w:p>
         </w:tc>
@@ -14359,19 +14521,19 @@
           </w:tcPr>
           <w:p>
             <w:pPr>
-              <w:jc w:val="both"/>
-              <w:rPr>
-                <w:sz w:val="24"/>
-                <w:szCs w:val="24"/>
-              </w:rPr>
-            </w:pPr>
-            <w:r>
-              <w:rPr>
-                <w:b w:val="0"/>
-                <w:sz w:val="24"/>
-                <w:szCs w:val="24"/>
-              </w:rPr>
-              <w:t>Mengikuti master list dan kontrak (SNX-ISMS-PRO-01 butir 4.15). HR Lead bersama Legal menetapkan jangka retensinya (USULAN).</w:t>
+              <w:jc w:val="left"/>
+              <w:rPr>
+                <w:sz w:val="24"/>
+                <w:szCs w:val="24"/>
+              </w:rPr>
+            </w:pPr>
+            <w:r>
+              <w:rPr>
+                <w:b w:val="0"/>
+                <w:sz w:val="24"/>
+                <w:szCs w:val="24"/>
+              </w:rPr>
+              <w:t>Mengikuti master list dan kontrak (SNX-ISMS-PRO-01 butir 4.15). Jangka retensinya ditetapkan HR Lead bersama Legal (USULAN).</w:t>
             </w:r>
           </w:p>
         </w:tc>
@@ -14450,7 +14612,7 @@
           </w:tcPr>
           <w:p>
             <w:pPr>
-              <w:jc w:val="both"/>
+              <w:jc w:val="left"/>
               <w:rPr>
                 <w:sz w:val="24"/>
                 <w:szCs w:val="24"/>
@@ -14507,6 +14669,7 @@
     </w:p>
     <w:p>
       <w:pPr>
+        <w:keepNext/>
         <w:pBdr>
           <w:top w:val="nil"/>
           <w:left w:val="nil"/>
@@ -14562,6 +14725,7 @@
           </w:tcPr>
           <w:p>
             <w:pPr>
+              <w:keepNext/>
               <w:jc w:val="center"/>
               <w:rPr>
                 <w:sz w:val="24"/>
@@ -14592,6 +14756,7 @@
           </w:tcPr>
           <w:p>
             <w:pPr>
+              <w:keepNext/>
               <w:jc w:val="center"/>
               <w:rPr>
                 <w:sz w:val="24"/>
@@ -14622,6 +14787,7 @@
           </w:tcPr>
           <w:p>
             <w:pPr>
+              <w:keepNext/>
               <w:jc w:val="center"/>
               <w:rPr>
                 <w:sz w:val="24"/>
@@ -14714,19 +14880,19 @@
           </w:tcPr>
           <w:p>
             <w:pPr>
-              <w:jc w:val="both"/>
-              <w:rPr>
-                <w:sz w:val="24"/>
-                <w:szCs w:val="24"/>
-              </w:rPr>
-            </w:pPr>
-            <w:r>
-              <w:rPr>
-                <w:b w:val="0"/>
-                <w:sz w:val="24"/>
-                <w:szCs w:val="24"/>
-              </w:rPr>
-              <w:t>Tabel Evaluasi Efektivitas per Aspek memuat evaluasi efektivitas tindakan memperoleh kompetensi, dan laporan terisi menjadi bukti kompetensi peserta. Penetapan kompetensi yang diperlukan ada di SNX-HR-FRM-01.</w:t>
+              <w:jc w:val="left"/>
+              <w:rPr>
+                <w:sz w:val="24"/>
+                <w:szCs w:val="24"/>
+              </w:rPr>
+            </w:pPr>
+            <w:r>
+              <w:rPr>
+                <w:b w:val="0"/>
+                <w:sz w:val="24"/>
+                <w:szCs w:val="24"/>
+              </w:rPr>
+              <w:t>Tabel Evaluasi Efektivitas per Aspek memuat evaluasi efektivitas tindakan untuk memperoleh kompetensi, dan laporan terisi menjadi bukti kompetensi peserta. Kompetensi yang diperlukan ditetapkan di SNX-HR-FRM-01.</w:t>
             </w:r>
           </w:p>
         </w:tc>
@@ -14805,19 +14971,19 @@
           </w:tcPr>
           <w:p>
             <w:pPr>
-              <w:jc w:val="both"/>
-              <w:rPr>
-                <w:sz w:val="24"/>
-                <w:szCs w:val="24"/>
-              </w:rPr>
-            </w:pPr>
-            <w:r>
-              <w:rPr>
-                <w:b w:val="0"/>
-                <w:sz w:val="24"/>
-                <w:szCs w:val="24"/>
-              </w:rPr>
-              <w:t>Laporan terisi disimpan dengan lokasi, pemilik, dan klasifikasi yang tercatat (bagian 8).</w:t>
+              <w:jc w:val="left"/>
+              <w:rPr>
+                <w:sz w:val="24"/>
+                <w:szCs w:val="24"/>
+              </w:rPr>
+            </w:pPr>
+            <w:r>
+              <w:rPr>
+                <w:b w:val="0"/>
+                <w:sz w:val="24"/>
+                <w:szCs w:val="24"/>
+              </w:rPr>
+              <w:t>Laporan terisi disimpan dengan lokasi, pemilik, dan klasifikasi yang tercatat.</w:t>
             </w:r>
           </w:p>
         </w:tc>
@@ -14896,7 +15062,7 @@
           </w:tcPr>
           <w:p>
             <w:pPr>
-              <w:jc w:val="both"/>
+              <w:jc w:val="left"/>
               <w:rPr>
                 <w:sz w:val="24"/>
                 <w:szCs w:val="24"/>
@@ -14987,19 +15153,19 @@
           </w:tcPr>
           <w:p>
             <w:pPr>
-              <w:jc w:val="both"/>
-              <w:rPr>
-                <w:sz w:val="24"/>
-                <w:szCs w:val="24"/>
-              </w:rPr>
-            </w:pPr>
-            <w:r>
-              <w:rPr>
-                <w:b w:val="0"/>
-                <w:sz w:val="24"/>
-                <w:szCs w:val="24"/>
-              </w:rPr>
-              <w:t>Daftar Hadir menjadi bukti kehadiran pada sesi kesadaran keamanan informasi yang dicatat di laporan ini (cakupan USULAN di bagian 2).</w:t>
+              <w:jc w:val="left"/>
+              <w:rPr>
+                <w:sz w:val="24"/>
+                <w:szCs w:val="24"/>
+              </w:rPr>
+            </w:pPr>
+            <w:r>
+              <w:rPr>
+                <w:b w:val="0"/>
+                <w:sz w:val="24"/>
+                <w:szCs w:val="24"/>
+              </w:rPr>
+              <w:t>Daftar Hadir menjadi bukti kehadiran pada sesi kesadaran keamanan informasi yang dicatat di laporan ini (USULAN).</w:t>
             </w:r>
           </w:p>
         </w:tc>
@@ -15078,7 +15244,7 @@
           </w:tcPr>
           <w:p>
             <w:pPr>
-              <w:jc w:val="both"/>
+              <w:jc w:val="left"/>
               <w:rPr>
                 <w:sz w:val="24"/>
                 <w:szCs w:val="24"/>
@@ -15123,6 +15289,7 @@
     <w:p>
       <w:pPr>
         <w:pStyle w:val="Heading1"/>
+        <w:keepNext/>
         <w:numPr>
           <w:ilvl w:val="0"/>
           <w:numId w:val="7"/>
@@ -15165,6 +15332,7 @@
           </w:tcPr>
           <w:p>
             <w:pPr>
+              <w:keepNext/>
               <w:jc w:val="center"/>
               <w:rPr>
                 <w:sz w:val="24"/>
@@ -15195,6 +15363,7 @@
           </w:tcPr>
           <w:p>
             <w:pPr>
+              <w:keepNext/>
               <w:jc w:val="center"/>
               <w:rPr>
                 <w:sz w:val="24"/>
@@ -15270,7 +15439,7 @@
                 <w:sz w:val="24"/>
                 <w:szCs w:val="24"/>
               </w:rPr>
-              <w:t>Employee Competency Matrix: standar kompetensi per tingkatan jabatan. HR Lead memakainya untuk menulis Tujuan Pembelajaran bila pelatihan menutup Kesenjangan kompetensi (USULAN).</w:t>
+              <w:t>Employee Competency Matrix: standar kompetensi per tingkatan jabatan. HR Lead memakainya untuk menulis Tujuan Pembelajaran jika pelatihan menutup Kesenjangan kompetensi (USULAN).</w:t>
             </w:r>
           </w:p>
         </w:tc>
@@ -15332,7 +15501,7 @@
                 <w:sz w:val="24"/>
                 <w:szCs w:val="24"/>
               </w:rPr>
-              <w:t>Annual Training Plan &amp; Training Matrix: jadwal rencana, jenis pelatihan, dan sasaran peserta. Sumber kode di kolom Rujukan Rencana dan daftar jenis pelatihan, serta tempat mencatat tindakan pelatihan lanjutan (butir 4.9, USULAN).</w:t>
+              <w:t>Annual Training Plan &amp; Training Matrix: jadwal rencana, jenis pelatihan, dan sasaran peserta. Sumber kode di kolom Rujukan Rencana dan daftar jenis pelatihan, serta tempat mencatat tindakan pelatihan lanjutan (USULAN).</w:t>
             </w:r>
           </w:p>
         </w:tc>
@@ -15456,7 +15625,7 @@
                 <w:sz w:val="24"/>
                 <w:szCs w:val="24"/>
               </w:rPr>
-              <w:t>Job Analysis dan Uraian Jabatan: uraian tugas HRGA Officer (JA-12 butir 6) dan HR Lead (JA-14 butir 5), dasar pembagian tugas di bagian 5.</w:t>
+              <w:t>Job Analysis dan Uraian Jabatan: uraian tugas HRGA Officer (JA-12 butir 6) dan HR Lead (JA-14 butir 5), dasar pembagian tugas di bagian Peran.</w:t>
             </w:r>
           </w:p>
         </w:tc>
@@ -15580,7 +15749,7 @@
                 <w:sz w:val="24"/>
                 <w:szCs w:val="24"/>
               </w:rPr>
-              <w:t>SOP Training &amp; Development, dalam peninjauan: tata cara identifikasi kebutuhan pelatihan, pelaksanaan, dan pengembangan kemampuan karyawan. Dikecualikan dari laporan ini.</w:t>
+              <w:t>SOP Training &amp; Development (dalam review): tata cara identifikasi kebutuhan pelatihan, pelaksanaan, dan pengembangan kemampuan karyawan. Dikecualikan dari laporan ini.</w:t>
             </w:r>
           </w:p>
         </w:tc>
@@ -15644,7 +15813,7 @@
           <w:sz w:val="24"/>
           <w:szCs w:val="24"/>
         </w:rPr>
-        <w:t xml:space="preserve">Laporan ini berstatus Draft dan baru berlaku sesudah Direktur Utama menandatangani blok Approved By. HR Lead meninjau laporan ini setiap tahun.</w:t>
+        <w:t xml:space="preserve">Laporan ini berstatus Draft dan baru berlaku setelah Direktur Utama menandatangani blok Approved By. HR Lead meninjau laporan ini setiap tahun.</w:t>
       </w:r>
     </w:p>
     <w:sectPr>
